--- a/KHBD_Tin_học/Lớp_6/Tuần_08/KHBD_Tin_hoc_Lớp_6_Tiet08_Bai_4_Mang_may_tinh_Tiet_2.docx
+++ b/KHBD_Tin_học/Lớp_6/Tuần_08/KHBD_Tin_hoc_Lớp_6_Tiet08_Bai_4_Mang_may_tinh_Tiet_2.docx
@@ -35,10 +35,15 @@
               <w:spacing w:line="276" w:lineRule="auto" w:after="40"/>
               <w:jc w:val="left"/>
             </w:pPr>
-            <w:r/>
-            <w:r>
-              <w:rPr>
-                <w:rFonts w:ascii="Times New Roman" w:hAnsi="Times New Roman" w:eastAsia="Times New Roman"/>
+            <w:r>
+              <w:rPr>
+                <w:rFonts w:ascii="Times New Roman" w:hAnsi="Times New Roman" w:cs="Times New Roman"/>
+                <w:sz w:val="26"/>
+              </w:rPr>
+            </w:r>
+            <w:r>
+              <w:rPr>
+                <w:rFonts w:ascii="Times New Roman" w:hAnsi="Times New Roman" w:eastAsia="Times New Roman" w:cs="Times New Roman"/>
                 <w:b/>
                 <w:i w:val="0"/>
                 <w:sz w:val="26"/>
@@ -62,10 +67,15 @@
               <w:spacing w:line="276" w:lineRule="auto" w:after="40"/>
               <w:jc w:val="left"/>
             </w:pPr>
-            <w:r/>
-            <w:r>
-              <w:rPr>
-                <w:rFonts w:ascii="Times New Roman" w:hAnsi="Times New Roman" w:eastAsia="Times New Roman"/>
+            <w:r>
+              <w:rPr>
+                <w:rFonts w:ascii="Times New Roman" w:hAnsi="Times New Roman" w:cs="Times New Roman"/>
+                <w:sz w:val="26"/>
+              </w:rPr>
+            </w:r>
+            <w:r>
+              <w:rPr>
+                <w:rFonts w:ascii="Times New Roman" w:hAnsi="Times New Roman" w:eastAsia="Times New Roman" w:cs="Times New Roman"/>
                 <w:b w:val="0"/>
                 <w:i w:val="0"/>
                 <w:sz w:val="26"/>
@@ -91,10 +101,15 @@
               <w:spacing w:line="276" w:lineRule="auto" w:after="40"/>
               <w:jc w:val="left"/>
             </w:pPr>
-            <w:r/>
-            <w:r>
-              <w:rPr>
-                <w:rFonts w:ascii="Times New Roman" w:hAnsi="Times New Roman" w:eastAsia="Times New Roman"/>
+            <w:r>
+              <w:rPr>
+                <w:rFonts w:ascii="Times New Roman" w:hAnsi="Times New Roman" w:cs="Times New Roman"/>
+                <w:sz w:val="26"/>
+              </w:rPr>
+            </w:r>
+            <w:r>
+              <w:rPr>
+                <w:rFonts w:ascii="Times New Roman" w:hAnsi="Times New Roman" w:eastAsia="Times New Roman" w:cs="Times New Roman"/>
                 <w:b w:val="0"/>
                 <w:i w:val="0"/>
                 <w:sz w:val="26"/>
@@ -118,10 +133,15 @@
               <w:spacing w:line="276" w:lineRule="auto" w:after="40"/>
               <w:jc w:val="left"/>
             </w:pPr>
-            <w:r/>
-            <w:r>
-              <w:rPr>
-                <w:rFonts w:ascii="Times New Roman" w:hAnsi="Times New Roman" w:eastAsia="Times New Roman"/>
+            <w:r>
+              <w:rPr>
+                <w:rFonts w:ascii="Times New Roman" w:hAnsi="Times New Roman" w:cs="Times New Roman"/>
+                <w:sz w:val="26"/>
+              </w:rPr>
+            </w:r>
+            <w:r>
+              <w:rPr>
+                <w:rFonts w:ascii="Times New Roman" w:hAnsi="Times New Roman" w:eastAsia="Times New Roman" w:cs="Times New Roman"/>
                 <w:b w:val="0"/>
                 <w:i w:val="0"/>
                 <w:sz w:val="26"/>
@@ -136,7 +156,7 @@
             </w:pPr>
             <w:r>
               <w:rPr>
-                <w:rFonts w:ascii="Times New Roman" w:hAnsi="Times New Roman" w:eastAsia="Times New Roman"/>
+                <w:rFonts w:ascii="Times New Roman" w:hAnsi="Times New Roman" w:eastAsia="Times New Roman" w:cs="Times New Roman"/>
                 <w:b w:val="0"/>
                 <w:i w:val="0"/>
                 <w:sz w:val="26"/>
@@ -151,7 +171,7 @@
             </w:pPr>
             <w:r>
               <w:rPr>
-                <w:rFonts w:ascii="Times New Roman" w:hAnsi="Times New Roman" w:eastAsia="Times New Roman"/>
+                <w:rFonts w:ascii="Times New Roman" w:hAnsi="Times New Roman" w:eastAsia="Times New Roman" w:cs="Times New Roman"/>
                 <w:b w:val="0"/>
                 <w:i w:val="0"/>
                 <w:sz w:val="26"/>
@@ -176,7 +196,7 @@
       </w:pPr>
       <w:r>
         <w:rPr>
-          <w:rFonts w:ascii="Times New Roman" w:hAnsi="Times New Roman" w:eastAsia="Times New Roman"/>
+          <w:rFonts w:ascii="Times New Roman" w:hAnsi="Times New Roman" w:eastAsia="Times New Roman" w:cs="Times New Roman"/>
           <w:b/>
           <w:i w:val="0"/>
           <w:sz w:val="26"/>
@@ -191,7 +211,7 @@
       </w:pPr>
       <w:r>
         <w:rPr>
-          <w:rFonts w:ascii="Times New Roman" w:hAnsi="Times New Roman" w:eastAsia="Times New Roman"/>
+          <w:rFonts w:ascii="Times New Roman" w:hAnsi="Times New Roman" w:eastAsia="Times New Roman" w:cs="Times New Roman"/>
           <w:b/>
           <w:i/>
           <w:sz w:val="26"/>
@@ -206,7 +226,7 @@
       </w:pPr>
       <w:r>
         <w:rPr>
-          <w:rFonts w:ascii="Times New Roman" w:hAnsi="Times New Roman" w:eastAsia="Times New Roman"/>
+          <w:rFonts w:ascii="Times New Roman" w:hAnsi="Times New Roman" w:eastAsia="Times New Roman" w:cs="Times New Roman"/>
           <w:b/>
           <w:i/>
           <w:sz w:val="26"/>
@@ -221,7 +241,7 @@
       </w:pPr>
       <w:r>
         <w:rPr>
-          <w:rFonts w:ascii="Times New Roman" w:hAnsi="Times New Roman" w:eastAsia="Times New Roman"/>
+          <w:rFonts w:ascii="Times New Roman" w:hAnsi="Times New Roman" w:eastAsia="Times New Roman" w:cs="Times New Roman"/>
           <w:b/>
           <w:i w:val="0"/>
           <w:sz w:val="26"/>
@@ -237,7 +257,7 @@
       </w:pPr>
       <w:r>
         <w:rPr>
-          <w:rFonts w:ascii="Times New Roman" w:hAnsi="Times New Roman" w:eastAsia="Times New Roman"/>
+          <w:rFonts w:ascii="Times New Roman" w:hAnsi="Times New Roman" w:eastAsia="Times New Roman" w:cs="Times New Roman"/>
           <w:b/>
           <w:i w:val="0"/>
           <w:sz w:val="26"/>
@@ -253,7 +273,7 @@
       </w:pPr>
       <w:r>
         <w:rPr>
-          <w:rFonts w:ascii="Times New Roman" w:hAnsi="Times New Roman" w:eastAsia="Times New Roman"/>
+          <w:rFonts w:ascii="Times New Roman" w:hAnsi="Times New Roman" w:eastAsia="Times New Roman" w:cs="Times New Roman"/>
           <w:b/>
           <w:i w:val="0"/>
           <w:sz w:val="26"/>
@@ -269,7 +289,7 @@
       </w:pPr>
       <w:r>
         <w:rPr>
-          <w:rFonts w:ascii="Times New Roman" w:hAnsi="Times New Roman" w:eastAsia="Times New Roman"/>
+          <w:rFonts w:ascii="Times New Roman" w:hAnsi="Times New Roman" w:eastAsia="Times New Roman" w:cs="Times New Roman"/>
           <w:b w:val="0"/>
           <w:i w:val="0"/>
           <w:sz w:val="26"/>
@@ -285,7 +305,7 @@
       </w:pPr>
       <w:r>
         <w:rPr>
-          <w:rFonts w:ascii="Times New Roman" w:hAnsi="Times New Roman" w:eastAsia="Times New Roman"/>
+          <w:rFonts w:ascii="Times New Roman" w:hAnsi="Times New Roman" w:eastAsia="Times New Roman" w:cs="Times New Roman"/>
           <w:b/>
           <w:i w:val="0"/>
           <w:sz w:val="26"/>
@@ -301,7 +321,7 @@
       </w:pPr>
       <w:r>
         <w:rPr>
-          <w:rFonts w:ascii="Times New Roman" w:hAnsi="Times New Roman" w:eastAsia="Times New Roman"/>
+          <w:rFonts w:ascii="Times New Roman" w:hAnsi="Times New Roman" w:eastAsia="Times New Roman" w:cs="Times New Roman"/>
           <w:b/>
           <w:i w:val="0"/>
           <w:sz w:val="26"/>
@@ -317,13 +337,21 @@
       </w:pPr>
       <w:r>
         <w:rPr>
-          <w:rFonts w:ascii="Times New Roman" w:hAnsi="Times New Roman" w:eastAsia="Times New Roman"/>
+          <w:rFonts w:ascii="Times New Roman" w:hAnsi="Times New Roman" w:eastAsia="Times New Roman" w:cs="Times New Roman"/>
           <w:b w:val="0"/>
           <w:i w:val="0"/>
           <w:sz w:val="26"/>
         </w:rPr>
         <w:t>- NLa (Sử dụng và quản lí các phương tiện ICT): Nhận diện đúng các bộ phận thiết bị, phần cứng và quản lý tệp/thư mục an toàn trong bài Bài 4. Mạng máy tính (Tiết 2). (Đạt được thông qua Hoạt động 2)</w:t>
       </w:r>
+      <w:r>
+        <w:rPr>
+          <w:rFonts w:ascii="Times New Roman" w:hAnsi="Times New Roman" w:cs="Times New Roman"/>
+          <w:i/>
+          <w:sz w:val="26"/>
+        </w:rPr>
+        <w:t xml:space="preserve"> (Trang SGK: 19 - 21 (Kết nối tri thức))</w:t>
+      </w:r>
     </w:p>
     <w:p>
       <w:pPr>
@@ -333,7 +361,7 @@
       </w:pPr>
       <w:r>
         <w:rPr>
-          <w:rFonts w:ascii="Times New Roman" w:hAnsi="Times New Roman" w:eastAsia="Times New Roman"/>
+          <w:rFonts w:ascii="Times New Roman" w:hAnsi="Times New Roman" w:eastAsia="Times New Roman" w:cs="Times New Roman"/>
           <w:b w:val="0"/>
           <w:i w:val="0"/>
           <w:sz w:val="26"/>
@@ -349,7 +377,7 @@
       </w:pPr>
       <w:r>
         <w:rPr>
-          <w:rFonts w:ascii="Times New Roman" w:hAnsi="Times New Roman" w:eastAsia="Times New Roman"/>
+          <w:rFonts w:ascii="Times New Roman" w:hAnsi="Times New Roman" w:eastAsia="Times New Roman" w:cs="Times New Roman"/>
           <w:b/>
           <w:i w:val="0"/>
           <w:sz w:val="26"/>
@@ -365,7 +393,7 @@
       </w:pPr>
       <w:r>
         <w:rPr>
-          <w:rFonts w:ascii="Times New Roman" w:hAnsi="Times New Roman" w:eastAsia="Times New Roman"/>
+          <w:rFonts w:ascii="Times New Roman" w:hAnsi="Times New Roman" w:eastAsia="Times New Roman" w:cs="Times New Roman"/>
           <w:b w:val="0"/>
           <w:i w:val="0"/>
           <w:sz w:val="26"/>
@@ -381,7 +409,7 @@
       </w:pPr>
       <w:r>
         <w:rPr>
-          <w:rFonts w:ascii="Times New Roman" w:hAnsi="Times New Roman" w:eastAsia="Times New Roman"/>
+          <w:rFonts w:ascii="Times New Roman" w:hAnsi="Times New Roman" w:eastAsia="Times New Roman" w:cs="Times New Roman"/>
           <w:b w:val="0"/>
           <w:i w:val="0"/>
           <w:sz w:val="26"/>
@@ -397,7 +425,7 @@
       </w:pPr>
       <w:r>
         <w:rPr>
-          <w:rFonts w:ascii="Times New Roman" w:hAnsi="Times New Roman" w:eastAsia="Times New Roman"/>
+          <w:rFonts w:ascii="Times New Roman" w:hAnsi="Times New Roman" w:eastAsia="Times New Roman" w:cs="Times New Roman"/>
           <w:b/>
           <w:i w:val="0"/>
           <w:sz w:val="26"/>
@@ -413,7 +441,7 @@
       </w:pPr>
       <w:r>
         <w:rPr>
-          <w:rFonts w:ascii="Times New Roman" w:hAnsi="Times New Roman" w:eastAsia="Times New Roman"/>
+          <w:rFonts w:ascii="Times New Roman" w:hAnsi="Times New Roman" w:eastAsia="Times New Roman" w:cs="Times New Roman"/>
           <w:b w:val="0"/>
           <w:i w:val="0"/>
           <w:sz w:val="26"/>
@@ -429,7 +457,7 @@
       </w:pPr>
       <w:r>
         <w:rPr>
-          <w:rFonts w:ascii="Times New Roman" w:hAnsi="Times New Roman" w:eastAsia="Times New Roman"/>
+          <w:rFonts w:ascii="Times New Roman" w:hAnsi="Times New Roman" w:eastAsia="Times New Roman" w:cs="Times New Roman"/>
           <w:b w:val="0"/>
           <w:i w:val="0"/>
           <w:sz w:val="26"/>
@@ -445,7 +473,7 @@
       </w:pPr>
       <w:r>
         <w:rPr>
-          <w:rFonts w:ascii="Times New Roman" w:hAnsi="Times New Roman" w:eastAsia="Times New Roman"/>
+          <w:rFonts w:ascii="Times New Roman" w:hAnsi="Times New Roman" w:eastAsia="Times New Roman" w:cs="Times New Roman"/>
           <w:b w:val="0"/>
           <w:i w:val="0"/>
           <w:sz w:val="26"/>
@@ -455,13 +483,87 @@
     </w:p>
     <w:p>
       <w:pPr>
+        <w:spacing w:before="80" w:after="40"/>
+        <w:ind w:left="360" w:firstLine="0"/>
+      </w:pPr>
+      <w:r>
+        <w:rPr>
+          <w:rFonts w:ascii="Times New Roman" w:hAnsi="Times New Roman" w:cs="Times New Roman"/>
+          <w:b/>
+          <w:sz w:val="26"/>
+        </w:rPr>
+        <w:t>2.4. Năng lực Trí tuệ nhân tạo (AI) được phát triển:</w:t>
+      </w:r>
+    </w:p>
+    <w:p>
+      <w:pPr>
+        <w:spacing w:before="40" w:after="40"/>
+        <w:ind w:left="720" w:hanging="360"/>
+      </w:pPr>
+      <w:r>
+        <w:rPr>
+          <w:rFonts w:ascii="Times New Roman" w:hAnsi="Times New Roman" w:cs="Times New Roman"/>
+          <w:b w:val="0"/>
+          <w:sz w:val="26"/>
+        </w:rPr>
+        <w:t xml:space="preserve">- </w:t>
+      </w:r>
+      <w:r>
+        <w:rPr>
+          <w:rFonts w:ascii="Times New Roman" w:hAnsi="Times New Roman" w:cs="Times New Roman"/>
+          <w:b/>
+          <w:sz w:val="26"/>
+        </w:rPr>
+        <w:t xml:space="preserve">6.C1.1: </w:t>
+      </w:r>
+      <w:r>
+        <w:rPr>
+          <w:rFonts w:ascii="Times New Roman" w:hAnsi="Times New Roman" w:cs="Times New Roman"/>
+          <w:b w:val="0"/>
+          <w:sz w:val="26"/>
+        </w:rPr>
+        <w:t>Phân biệt được mạng có dây và không dây; nhận biết các thiết bị kết nối mạng thông minh (Đạt được thông qua Hoạt động 2, Hoạt động 3).</w:t>
+      </w:r>
+    </w:p>
+    <w:p>
+      <w:pPr>
+        <w:spacing w:before="40" w:after="40"/>
+        <w:ind w:left="720" w:hanging="360"/>
+      </w:pPr>
+      <w:r>
+        <w:rPr>
+          <w:rFonts w:ascii="Times New Roman" w:hAnsi="Times New Roman" w:cs="Times New Roman"/>
+          <w:b w:val="0"/>
+          <w:sz w:val="26"/>
+        </w:rPr>
+        <w:t xml:space="preserve">- </w:t>
+      </w:r>
+      <w:r>
+        <w:rPr>
+          <w:rFonts w:ascii="Times New Roman" w:hAnsi="Times New Roman" w:cs="Times New Roman"/>
+          <w:b/>
+          <w:sz w:val="26"/>
+        </w:rPr>
+        <w:t xml:space="preserve">6.B2.1: </w:t>
+      </w:r>
+      <w:r>
+        <w:rPr>
+          <w:rFonts w:ascii="Times New Roman" w:hAnsi="Times New Roman" w:cs="Times New Roman"/>
+          <w:b w:val="0"/>
+          <w:sz w:val="26"/>
+        </w:rPr>
+        <w:t>Biết cách chia sẻ thông tin an toàn trong mạng nội bộ và mạng Internet (Đạt được thông qua Hoạt động 3, Hoạt động 4).</w:t>
+      </w:r>
+    </w:p>
+    <w:p>
+      <w:pPr>
         <w:spacing w:line="276" w:lineRule="auto" w:after="60" w:before="0"/>
         <w:ind w:firstLine="284"/>
         <w:jc w:val="both"/>
       </w:pPr>
       <w:r>
         <w:rPr>
-          <w:rFonts w:ascii="Times New Roman" w:hAnsi="Times New Roman" w:eastAsia="Times New Roman"/>
+          <w:rFonts w:ascii="Times New Roman" w:hAnsi="Times New Roman" w:eastAsia="Times New Roman" w:cs="Times New Roman"/>
           <w:b/>
           <w:i w:val="0"/>
           <w:sz w:val="26"/>
@@ -477,7 +579,7 @@
       </w:pPr>
       <w:r>
         <w:rPr>
-          <w:rFonts w:ascii="Times New Roman" w:hAnsi="Times New Roman" w:eastAsia="Times New Roman"/>
+          <w:rFonts w:ascii="Times New Roman" w:hAnsi="Times New Roman" w:eastAsia="Times New Roman" w:cs="Times New Roman"/>
           <w:b w:val="0"/>
           <w:i w:val="0"/>
           <w:sz w:val="26"/>
@@ -493,7 +595,7 @@
       </w:pPr>
       <w:r>
         <w:rPr>
-          <w:rFonts w:ascii="Times New Roman" w:hAnsi="Times New Roman" w:eastAsia="Times New Roman"/>
+          <w:rFonts w:ascii="Times New Roman" w:hAnsi="Times New Roman" w:eastAsia="Times New Roman" w:cs="Times New Roman"/>
           <w:b w:val="0"/>
           <w:i w:val="0"/>
           <w:sz w:val="26"/>
@@ -509,7 +611,7 @@
       </w:pPr>
       <w:r>
         <w:rPr>
-          <w:rFonts w:ascii="Times New Roman" w:hAnsi="Times New Roman" w:eastAsia="Times New Roman"/>
+          <w:rFonts w:ascii="Times New Roman" w:hAnsi="Times New Roman" w:eastAsia="Times New Roman" w:cs="Times New Roman"/>
           <w:b w:val="0"/>
           <w:i w:val="0"/>
           <w:sz w:val="26"/>
@@ -525,7 +627,7 @@
       </w:pPr>
       <w:r>
         <w:rPr>
-          <w:rFonts w:ascii="Times New Roman" w:hAnsi="Times New Roman" w:eastAsia="Times New Roman"/>
+          <w:rFonts w:ascii="Times New Roman" w:hAnsi="Times New Roman" w:eastAsia="Times New Roman" w:cs="Times New Roman"/>
           <w:b/>
           <w:i w:val="0"/>
           <w:sz w:val="26"/>
@@ -541,7 +643,7 @@
       </w:pPr>
       <w:r>
         <w:rPr>
-          <w:rFonts w:ascii="Times New Roman" w:hAnsi="Times New Roman" w:eastAsia="Times New Roman"/>
+          <w:rFonts w:ascii="Times New Roman" w:hAnsi="Times New Roman" w:eastAsia="Times New Roman" w:cs="Times New Roman"/>
           <w:b/>
           <w:i w:val="0"/>
           <w:sz w:val="26"/>
@@ -557,7 +659,7 @@
       </w:pPr>
       <w:r>
         <w:rPr>
-          <w:rFonts w:ascii="Times New Roman" w:hAnsi="Times New Roman" w:eastAsia="Times New Roman"/>
+          <w:rFonts w:ascii="Times New Roman" w:hAnsi="Times New Roman" w:eastAsia="Times New Roman" w:cs="Times New Roman"/>
           <w:b w:val="0"/>
           <w:i w:val="0"/>
           <w:sz w:val="26"/>
@@ -573,7 +675,7 @@
       </w:pPr>
       <w:r>
         <w:rPr>
-          <w:rFonts w:ascii="Times New Roman" w:hAnsi="Times New Roman" w:eastAsia="Times New Roman"/>
+          <w:rFonts w:ascii="Times New Roman" w:hAnsi="Times New Roman" w:eastAsia="Times New Roman" w:cs="Times New Roman"/>
           <w:b w:val="0"/>
           <w:i w:val="0"/>
           <w:sz w:val="26"/>
@@ -589,7 +691,7 @@
       </w:pPr>
       <w:r>
         <w:rPr>
-          <w:rFonts w:ascii="Times New Roman" w:hAnsi="Times New Roman" w:eastAsia="Times New Roman"/>
+          <w:rFonts w:ascii="Times New Roman" w:hAnsi="Times New Roman" w:eastAsia="Times New Roman" w:cs="Times New Roman"/>
           <w:b/>
           <w:i w:val="0"/>
           <w:sz w:val="26"/>
@@ -605,7 +707,7 @@
       </w:pPr>
       <w:r>
         <w:rPr>
-          <w:rFonts w:ascii="Times New Roman" w:hAnsi="Times New Roman" w:eastAsia="Times New Roman"/>
+          <w:rFonts w:ascii="Times New Roman" w:hAnsi="Times New Roman" w:eastAsia="Times New Roman" w:cs="Times New Roman"/>
           <w:b w:val="0"/>
           <w:i w:val="0"/>
           <w:sz w:val="26"/>
@@ -621,7 +723,7 @@
       </w:pPr>
       <w:r>
         <w:rPr>
-          <w:rFonts w:ascii="Times New Roman" w:hAnsi="Times New Roman" w:eastAsia="Times New Roman"/>
+          <w:rFonts w:ascii="Times New Roman" w:hAnsi="Times New Roman" w:eastAsia="Times New Roman" w:cs="Times New Roman"/>
           <w:b w:val="0"/>
           <w:i w:val="0"/>
           <w:sz w:val="26"/>
@@ -637,7 +739,7 @@
       </w:pPr>
       <w:r>
         <w:rPr>
-          <w:rFonts w:ascii="Times New Roman" w:hAnsi="Times New Roman" w:eastAsia="Times New Roman"/>
+          <w:rFonts w:ascii="Times New Roman" w:hAnsi="Times New Roman" w:eastAsia="Times New Roman" w:cs="Times New Roman"/>
           <w:b/>
           <w:i w:val="0"/>
           <w:sz w:val="26"/>
@@ -653,7 +755,7 @@
       </w:pPr>
       <w:r>
         <w:rPr>
-          <w:rFonts w:ascii="Times New Roman" w:hAnsi="Times New Roman" w:eastAsia="Times New Roman"/>
+          <w:rFonts w:ascii="Times New Roman" w:hAnsi="Times New Roman" w:eastAsia="Times New Roman" w:cs="Times New Roman"/>
           <w:b/>
           <w:i w:val="0"/>
           <w:sz w:val="26"/>
@@ -669,7 +771,7 @@
       </w:pPr>
       <w:r>
         <w:rPr>
-          <w:rFonts w:ascii="Times New Roman" w:hAnsi="Times New Roman" w:eastAsia="Times New Roman"/>
+          <w:rFonts w:ascii="Times New Roman" w:hAnsi="Times New Roman" w:eastAsia="Times New Roman" w:cs="Times New Roman"/>
           <w:b/>
           <w:i w:val="0"/>
           <w:sz w:val="26"/>
@@ -678,7 +780,7 @@
       </w:r>
       <w:r>
         <w:rPr>
-          <w:rFonts w:ascii="Times New Roman" w:hAnsi="Times New Roman" w:eastAsia="Times New Roman"/>
+          <w:rFonts w:ascii="Times New Roman" w:hAnsi="Times New Roman" w:eastAsia="Times New Roman" w:cs="Times New Roman"/>
           <w:b w:val="0"/>
           <w:i/>
           <w:sz w:val="26"/>
@@ -694,7 +796,7 @@
       </w:pPr>
       <w:r>
         <w:rPr>
-          <w:rFonts w:ascii="Times New Roman" w:hAnsi="Times New Roman" w:eastAsia="Times New Roman"/>
+          <w:rFonts w:ascii="Times New Roman" w:hAnsi="Times New Roman" w:eastAsia="Times New Roman" w:cs="Times New Roman"/>
           <w:b/>
           <w:i w:val="0"/>
           <w:sz w:val="26"/>
@@ -703,7 +805,7 @@
       </w:r>
       <w:r>
         <w:rPr>
-          <w:rFonts w:ascii="Times New Roman" w:hAnsi="Times New Roman" w:eastAsia="Times New Roman"/>
+          <w:rFonts w:ascii="Times New Roman" w:hAnsi="Times New Roman" w:eastAsia="Times New Roman" w:cs="Times New Roman"/>
           <w:b w:val="0"/>
           <w:i/>
           <w:sz w:val="26"/>
@@ -719,7 +821,7 @@
       </w:pPr>
       <w:r>
         <w:rPr>
-          <w:rFonts w:ascii="Times New Roman" w:hAnsi="Times New Roman" w:eastAsia="Times New Roman"/>
+          <w:rFonts w:ascii="Times New Roman" w:hAnsi="Times New Roman" w:eastAsia="Times New Roman" w:cs="Times New Roman"/>
           <w:b/>
           <w:i w:val="0"/>
           <w:sz w:val="26"/>
@@ -728,7 +830,7 @@
       </w:r>
       <w:r>
         <w:rPr>
-          <w:rFonts w:ascii="Times New Roman" w:hAnsi="Times New Roman" w:eastAsia="Times New Roman"/>
+          <w:rFonts w:ascii="Times New Roman" w:hAnsi="Times New Roman" w:eastAsia="Times New Roman" w:cs="Times New Roman"/>
           <w:b w:val="0"/>
           <w:i/>
           <w:sz w:val="26"/>
@@ -744,7 +846,7 @@
       </w:pPr>
       <w:r>
         <w:rPr>
-          <w:rFonts w:ascii="Times New Roman" w:hAnsi="Times New Roman" w:eastAsia="Times New Roman"/>
+          <w:rFonts w:ascii="Times New Roman" w:hAnsi="Times New Roman" w:eastAsia="Times New Roman" w:cs="Times New Roman"/>
           <w:b/>
           <w:i w:val="0"/>
           <w:sz w:val="26"/>
@@ -785,10 +887,15 @@
               <w:spacing w:line="276" w:lineRule="auto" w:after="40"/>
               <w:jc w:val="center"/>
             </w:pPr>
-            <w:r/>
-            <w:r>
-              <w:rPr>
-                <w:rFonts w:ascii="Times New Roman" w:hAnsi="Times New Roman" w:eastAsia="Times New Roman"/>
+            <w:r>
+              <w:rPr>
+                <w:rFonts w:ascii="Times New Roman" w:hAnsi="Times New Roman" w:cs="Times New Roman"/>
+                <w:sz w:val="26"/>
+              </w:rPr>
+            </w:r>
+            <w:r>
+              <w:rPr>
+                <w:rFonts w:ascii="Times New Roman" w:hAnsi="Times New Roman" w:eastAsia="Times New Roman" w:cs="Times New Roman"/>
                 <w:b/>
                 <w:i w:val="0"/>
                 <w:sz w:val="26"/>
@@ -812,10 +919,15 @@
               <w:spacing w:line="276" w:lineRule="auto" w:after="40"/>
               <w:jc w:val="center"/>
             </w:pPr>
-            <w:r/>
-            <w:r>
-              <w:rPr>
-                <w:rFonts w:ascii="Times New Roman" w:hAnsi="Times New Roman" w:eastAsia="Times New Roman"/>
+            <w:r>
+              <w:rPr>
+                <w:rFonts w:ascii="Times New Roman" w:hAnsi="Times New Roman" w:cs="Times New Roman"/>
+                <w:sz w:val="26"/>
+              </w:rPr>
+            </w:r>
+            <w:r>
+              <w:rPr>
+                <w:rFonts w:ascii="Times New Roman" w:hAnsi="Times New Roman" w:eastAsia="Times New Roman" w:cs="Times New Roman"/>
                 <w:b/>
                 <w:i w:val="0"/>
                 <w:sz w:val="26"/>
@@ -838,168 +950,98 @@
           </w:tcPr>
           <w:p>
             <w:pPr>
-              <w:spacing w:line="276" w:lineRule="auto" w:after="40"/>
-              <w:jc w:val="left"/>
+              <w:spacing w:after="60" w:line="276" w:lineRule="auto"/>
             </w:pPr>
             <w:r/>
             <w:r>
               <w:rPr>
-                <w:rFonts w:ascii="Times New Roman" w:hAnsi="Times New Roman" w:eastAsia="Times New Roman"/>
+                <w:rFonts w:ascii="Times New Roman" w:hAnsi="Times New Roman"/>
+                <w:b/>
+                <w:i w:val="0"/>
+                <w:color w:val="000000"/>
+                <w:sz w:val="26"/>
+              </w:rPr>
+              <w:t>1. Hoạt động MỞ ĐẦU (5 phút)</w:t>
+            </w:r>
+          </w:p>
+          <w:p>
+            <w:pPr>
+              <w:spacing w:after="60" w:line="276" w:lineRule="auto"/>
+            </w:pPr>
+            <w:r>
+              <w:rPr>
+                <w:rFonts w:ascii="Times New Roman" w:hAnsi="Times New Roman"/>
+                <w:b/>
+                <w:i/>
+                <w:color w:val="000000"/>
+                <w:sz w:val="26"/>
+              </w:rPr>
+              <w:t>*Mục tiêu: Tạo sự so sánh trực quan giữa việc cắm dây mạng và bắt sóng Wi-Fi.</w:t>
+            </w:r>
+          </w:p>
+          <w:p>
+            <w:pPr>
+              <w:spacing w:after="60" w:line="276" w:lineRule="auto"/>
+            </w:pPr>
+          </w:p>
+          <w:p>
+            <w:pPr>
+              <w:spacing w:after="60" w:line="276" w:lineRule="auto"/>
+            </w:pPr>
+            <w:r>
+              <w:rPr>
+                <w:rFonts w:ascii="Times New Roman" w:hAnsi="Times New Roman"/>
                 <w:b w:val="0"/>
                 <w:i w:val="0"/>
-                <w:sz w:val="26"/>
-              </w:rPr>
-              <w:t>Bước 1: Chuyển giao nhiệm vụ học tập:</w:t>
-            </w:r>
-          </w:p>
-          <w:p>
-            <w:pPr>
-              <w:spacing w:line="276" w:lineRule="auto" w:after="40"/>
-              <w:jc w:val="left"/>
-            </w:pPr>
-            <w:r>
-              <w:rPr>
-                <w:rFonts w:ascii="Times New Roman" w:hAnsi="Times New Roman" w:eastAsia="Times New Roman"/>
+                <w:color w:val="000000"/>
+                <w:sz w:val="26"/>
+              </w:rPr>
+              <w:t>GV: Chiếu hình ảnh bạn dùng điện thoại lướt web trên ghế sofa và bạn ngồi bên máy tính để bàn có cắm dây mạng xanh.</w:t>
+            </w:r>
+          </w:p>
+          <w:p>
+            <w:pPr>
+              <w:spacing w:after="60" w:line="276" w:lineRule="auto"/>
+            </w:pPr>
+            <w:r>
+              <w:rPr>
+                <w:rFonts w:ascii="Times New Roman" w:hAnsi="Times New Roman"/>
                 <w:b w:val="0"/>
                 <w:i w:val="0"/>
-                <w:sz w:val="26"/>
-              </w:rPr>
-              <w:t>- GV chiếu hình ảnh/video tình huống liên quan đến Bài 4. Mạng máy tính (Tiết 2).</w:t>
-            </w:r>
-          </w:p>
-          <w:p>
-            <w:pPr>
-              <w:spacing w:line="276" w:lineRule="auto" w:after="40"/>
-              <w:jc w:val="left"/>
-            </w:pPr>
-            <w:r>
-              <w:rPr>
-                <w:rFonts w:ascii="Times New Roman" w:hAnsi="Times New Roman" w:eastAsia="Times New Roman"/>
+                <w:color w:val="000000"/>
+                <w:sz w:val="26"/>
+              </w:rPr>
+              <w:t>- GV hỏi: Hai thiết bị này đang kết nối vào mạng bằng hai phương thức khác nhau như thế nào? Cách nào tiện lợi hơn khi di chuyển?</w:t>
+            </w:r>
+          </w:p>
+          <w:p>
+            <w:pPr>
+              <w:spacing w:after="60" w:line="276" w:lineRule="auto"/>
+            </w:pPr>
+            <w:r>
+              <w:rPr>
+                <w:rFonts w:ascii="Times New Roman" w:hAnsi="Times New Roman"/>
                 <w:b w:val="0"/>
                 <w:i w:val="0"/>
-                <w:sz w:val="26"/>
-              </w:rPr>
-              <w:t>- GV nêu câu hỏi gợi mở cho cả lớp.</w:t>
-            </w:r>
-          </w:p>
-          <w:p>
-            <w:pPr>
-              <w:spacing w:line="276" w:lineRule="auto" w:after="40"/>
-              <w:jc w:val="left"/>
-            </w:pPr>
-            <w:r>
-              <w:rPr>
-                <w:rFonts w:ascii="Times New Roman" w:hAnsi="Times New Roman" w:eastAsia="Times New Roman"/>
+                <w:color w:val="000000"/>
+                <w:sz w:val="26"/>
+              </w:rPr>
+              <w:t>- GV gọi 2 HS trả lời.</w:t>
+            </w:r>
+          </w:p>
+          <w:p>
+            <w:pPr>
+              <w:spacing w:after="60" w:line="276" w:lineRule="auto"/>
+            </w:pPr>
+            <w:r>
+              <w:rPr>
+                <w:rFonts w:ascii="Times New Roman" w:hAnsi="Times New Roman"/>
                 <w:b w:val="0"/>
                 <w:i w:val="0"/>
-                <w:sz w:val="26"/>
-              </w:rPr>
-              <w:t>Bước 2: Học sinh tiếp nhận nhiệm vụ học tập:</w:t>
-            </w:r>
-          </w:p>
-          <w:p>
-            <w:pPr>
-              <w:spacing w:line="276" w:lineRule="auto" w:after="40"/>
-              <w:jc w:val="left"/>
-            </w:pPr>
-            <w:r>
-              <w:rPr>
-                <w:rFonts w:ascii="Times New Roman" w:hAnsi="Times New Roman" w:eastAsia="Times New Roman"/>
-                <w:b w:val="0"/>
-                <w:i w:val="0"/>
-                <w:sz w:val="26"/>
-              </w:rPr>
-              <w:t>- HS tập trung quan sát, lắng nghe câu hỏi.</w:t>
-            </w:r>
-          </w:p>
-          <w:p>
-            <w:pPr>
-              <w:spacing w:line="276" w:lineRule="auto" w:after="40"/>
-              <w:jc w:val="left"/>
-            </w:pPr>
-            <w:r>
-              <w:rPr>
-                <w:rFonts w:ascii="Times New Roman" w:hAnsi="Times New Roman" w:eastAsia="Times New Roman"/>
-                <w:b w:val="0"/>
-                <w:i w:val="0"/>
-                <w:sz w:val="26"/>
-              </w:rPr>
-              <w:t>- HS suy nghĩ cá nhân, thảo luận nhanh nhóm đôi.</w:t>
-            </w:r>
-          </w:p>
-          <w:p>
-            <w:pPr>
-              <w:spacing w:line="276" w:lineRule="auto" w:after="40"/>
-              <w:jc w:val="left"/>
-            </w:pPr>
-            <w:r>
-              <w:rPr>
-                <w:rFonts w:ascii="Times New Roman" w:hAnsi="Times New Roman" w:eastAsia="Times New Roman"/>
-                <w:b w:val="0"/>
-                <w:i w:val="0"/>
-                <w:sz w:val="26"/>
-              </w:rPr>
-              <w:t>Bước 3: Báo cáo kết quả hoạt động:</w:t>
-            </w:r>
-          </w:p>
-          <w:p>
-            <w:pPr>
-              <w:spacing w:line="276" w:lineRule="auto" w:after="40"/>
-              <w:jc w:val="left"/>
-            </w:pPr>
-            <w:r>
-              <w:rPr>
-                <w:rFonts w:ascii="Times New Roman" w:hAnsi="Times New Roman" w:eastAsia="Times New Roman"/>
-                <w:b w:val="0"/>
-                <w:i w:val="0"/>
-                <w:sz w:val="26"/>
-              </w:rPr>
-              <w:t>- 2-3 HS giơ tay phát biểu ý kiến.</w:t>
-            </w:r>
-          </w:p>
-          <w:p>
-            <w:pPr>
-              <w:spacing w:line="276" w:lineRule="auto" w:after="40"/>
-              <w:jc w:val="left"/>
-            </w:pPr>
-            <w:r>
-              <w:rPr>
-                <w:rFonts w:ascii="Times New Roman" w:hAnsi="Times New Roman" w:eastAsia="Times New Roman"/>
-                <w:b w:val="0"/>
-                <w:i w:val="0"/>
-                <w:sz w:val="26"/>
-              </w:rPr>
-              <w:t>- Các bạn khác lắng nghe, nhận xét.</w:t>
-            </w:r>
-          </w:p>
-          <w:p>
-            <w:pPr>
-              <w:spacing w:line="276" w:lineRule="auto" w:after="40"/>
-              <w:jc w:val="left"/>
-            </w:pPr>
-            <w:r>
-              <w:rPr>
-                <w:rFonts w:ascii="Times New Roman" w:hAnsi="Times New Roman" w:eastAsia="Times New Roman"/>
-                <w:b w:val="0"/>
-                <w:i w:val="0"/>
-                <w:sz w:val="26"/>
-              </w:rPr>
-              <w:t>Bước 4: Đánh giá kết quả thực hiện nhiệm vụ:</w:t>
-            </w:r>
-          </w:p>
-          <w:p>
-            <w:pPr>
-              <w:spacing w:line="276" w:lineRule="auto" w:after="40"/>
-              <w:jc w:val="left"/>
-            </w:pPr>
-            <w:r>
-              <w:rPr>
-                <w:rFonts w:ascii="Times New Roman" w:hAnsi="Times New Roman" w:eastAsia="Times New Roman"/>
-                <w:b w:val="0"/>
-                <w:i w:val="0"/>
-                <w:sz w:val="26"/>
-              </w:rPr>
-              <w:t>- GV nhận xét, chuẩn hóa và dẫn dắt vào bài mới.</w:t>
+                <w:color w:val="000000"/>
+                <w:sz w:val="26"/>
+              </w:rPr>
+              <w:t>- GV dẫn dắt: Đó là 2 loại mạng phổ biến: MẠNG CÓ DÂY và MẠNG KHÔNG DÂY (Wi-Fi)!</w:t>
             </w:r>
           </w:p>
         </w:tc>
@@ -1015,33 +1057,68 @@
           </w:tcPr>
           <w:p>
             <w:pPr>
-              <w:spacing w:line="276" w:lineRule="auto" w:after="40"/>
-              <w:jc w:val="left"/>
+              <w:spacing w:after="60" w:line="276" w:lineRule="auto"/>
             </w:pPr>
             <w:r/>
             <w:r>
               <w:rPr>
-                <w:rFonts w:ascii="Times New Roman" w:hAnsi="Times New Roman" w:eastAsia="Times New Roman"/>
+                <w:rFonts w:ascii="Times New Roman" w:hAnsi="Times New Roman"/>
+                <w:b/>
+                <w:i w:val="0"/>
+                <w:color w:val="000000"/>
+                <w:sz w:val="26"/>
+              </w:rPr>
+              <w:t>1. Hoạt động MỞ ĐẦU (5 phút)</w:t>
+            </w:r>
+          </w:p>
+          <w:p>
+            <w:pPr>
+              <w:spacing w:after="60" w:line="276" w:lineRule="auto"/>
+            </w:pPr>
+            <w:r>
+              <w:rPr>
+                <w:rFonts w:ascii="Times New Roman" w:hAnsi="Times New Roman"/>
+                <w:b/>
+                <w:i/>
+                <w:color w:val="000000"/>
+                <w:sz w:val="26"/>
+              </w:rPr>
+              <w:t>*Mục tiêu: Tạo sự so sánh trực quan giữa việc cắm dây mạng và bắt sóng Wi-Fi.</w:t>
+            </w:r>
+          </w:p>
+          <w:p>
+            <w:pPr>
+              <w:spacing w:after="60" w:line="276" w:lineRule="auto"/>
+            </w:pPr>
+          </w:p>
+          <w:p>
+            <w:pPr>
+              <w:spacing w:after="60" w:line="276" w:lineRule="auto"/>
+            </w:pPr>
+            <w:r>
+              <w:rPr>
+                <w:rFonts w:ascii="Times New Roman" w:hAnsi="Times New Roman"/>
                 <w:b w:val="0"/>
                 <w:i w:val="0"/>
-                <w:sz w:val="26"/>
-              </w:rPr>
-              <w:t>HS nhận diện được vấn đề bài học.</w:t>
-            </w:r>
-          </w:p>
-          <w:p>
-            <w:pPr>
-              <w:spacing w:line="276" w:lineRule="auto" w:after="40"/>
-              <w:jc w:val="left"/>
-            </w:pPr>
-            <w:r>
-              <w:rPr>
-                <w:rFonts w:ascii="Times New Roman" w:hAnsi="Times New Roman" w:eastAsia="Times New Roman"/>
+                <w:color w:val="000000"/>
+                <w:sz w:val="26"/>
+              </w:rPr>
+              <w:t>- HS nhận xét: Điện thoại dùng sóng Wi-Fi (không dây), máy tính để bàn dùng dây mạng cắm trực tiếp.</w:t>
+            </w:r>
+          </w:p>
+          <w:p>
+            <w:pPr>
+              <w:spacing w:after="60" w:line="276" w:lineRule="auto"/>
+            </w:pPr>
+            <w:r>
+              <w:rPr>
+                <w:rFonts w:ascii="Times New Roman" w:hAnsi="Times New Roman"/>
                 <w:b w:val="0"/>
                 <w:i w:val="0"/>
-                <w:sz w:val="26"/>
-              </w:rPr>
-              <w:t>HS hứng thú, sẵn sàng tìm hiểu nội dung mới.</w:t>
+                <w:color w:val="000000"/>
+                <w:sz w:val="26"/>
+              </w:rPr>
+              <w:t>- HS nhận thấy không dây tiện lợi khi di chuyển.</w:t>
             </w:r>
           </w:p>
         </w:tc>
@@ -1061,7 +1138,7 @@
       </w:pPr>
       <w:r>
         <w:rPr>
-          <w:rFonts w:ascii="Times New Roman" w:hAnsi="Times New Roman" w:eastAsia="Times New Roman"/>
+          <w:rFonts w:ascii="Times New Roman" w:hAnsi="Times New Roman" w:eastAsia="Times New Roman" w:cs="Times New Roman"/>
           <w:b/>
           <w:i w:val="0"/>
           <w:sz w:val="26"/>
@@ -1077,7 +1154,7 @@
       </w:pPr>
       <w:r>
         <w:rPr>
-          <w:rFonts w:ascii="Times New Roman" w:hAnsi="Times New Roman" w:eastAsia="Times New Roman"/>
+          <w:rFonts w:ascii="Times New Roman" w:hAnsi="Times New Roman" w:eastAsia="Times New Roman" w:cs="Times New Roman"/>
           <w:b/>
           <w:i w:val="0"/>
           <w:sz w:val="26"/>
@@ -1086,7 +1163,7 @@
       </w:r>
       <w:r>
         <w:rPr>
-          <w:rFonts w:ascii="Times New Roman" w:hAnsi="Times New Roman" w:eastAsia="Times New Roman"/>
+          <w:rFonts w:ascii="Times New Roman" w:hAnsi="Times New Roman" w:eastAsia="Times New Roman" w:cs="Times New Roman"/>
           <w:b w:val="0"/>
           <w:i/>
           <w:sz w:val="26"/>
@@ -1102,7 +1179,7 @@
       </w:pPr>
       <w:r>
         <w:rPr>
-          <w:rFonts w:ascii="Times New Roman" w:hAnsi="Times New Roman" w:eastAsia="Times New Roman"/>
+          <w:rFonts w:ascii="Times New Roman" w:hAnsi="Times New Roman" w:eastAsia="Times New Roman" w:cs="Times New Roman"/>
           <w:b/>
           <w:i w:val="0"/>
           <w:sz w:val="26"/>
@@ -1111,7 +1188,7 @@
       </w:r>
       <w:r>
         <w:rPr>
-          <w:rFonts w:ascii="Times New Roman" w:hAnsi="Times New Roman" w:eastAsia="Times New Roman"/>
+          <w:rFonts w:ascii="Times New Roman" w:hAnsi="Times New Roman" w:eastAsia="Times New Roman" w:cs="Times New Roman"/>
           <w:b w:val="0"/>
           <w:i/>
           <w:sz w:val="26"/>
@@ -1127,7 +1204,7 @@
       </w:pPr>
       <w:r>
         <w:rPr>
-          <w:rFonts w:ascii="Times New Roman" w:hAnsi="Times New Roman" w:eastAsia="Times New Roman"/>
+          <w:rFonts w:ascii="Times New Roman" w:hAnsi="Times New Roman" w:eastAsia="Times New Roman" w:cs="Times New Roman"/>
           <w:b/>
           <w:i w:val="0"/>
           <w:sz w:val="26"/>
@@ -1136,7 +1213,7 @@
       </w:r>
       <w:r>
         <w:rPr>
-          <w:rFonts w:ascii="Times New Roman" w:hAnsi="Times New Roman" w:eastAsia="Times New Roman"/>
+          <w:rFonts w:ascii="Times New Roman" w:hAnsi="Times New Roman" w:eastAsia="Times New Roman" w:cs="Times New Roman"/>
           <w:b w:val="0"/>
           <w:i/>
           <w:sz w:val="26"/>
@@ -1152,7 +1229,7 @@
       </w:pPr>
       <w:r>
         <w:rPr>
-          <w:rFonts w:ascii="Times New Roman" w:hAnsi="Times New Roman" w:eastAsia="Times New Roman"/>
+          <w:rFonts w:ascii="Times New Roman" w:hAnsi="Times New Roman" w:eastAsia="Times New Roman" w:cs="Times New Roman"/>
           <w:b/>
           <w:i w:val="0"/>
           <w:sz w:val="26"/>
@@ -1193,10 +1270,15 @@
               <w:spacing w:line="276" w:lineRule="auto" w:after="40"/>
               <w:jc w:val="center"/>
             </w:pPr>
-            <w:r/>
-            <w:r>
-              <w:rPr>
-                <w:rFonts w:ascii="Times New Roman" w:hAnsi="Times New Roman" w:eastAsia="Times New Roman"/>
+            <w:r>
+              <w:rPr>
+                <w:rFonts w:ascii="Times New Roman" w:hAnsi="Times New Roman" w:cs="Times New Roman"/>
+                <w:sz w:val="26"/>
+              </w:rPr>
+            </w:r>
+            <w:r>
+              <w:rPr>
+                <w:rFonts w:ascii="Times New Roman" w:hAnsi="Times New Roman" w:eastAsia="Times New Roman" w:cs="Times New Roman"/>
                 <w:b/>
                 <w:i w:val="0"/>
                 <w:sz w:val="26"/>
@@ -1220,10 +1302,15 @@
               <w:spacing w:line="276" w:lineRule="auto" w:after="40"/>
               <w:jc w:val="center"/>
             </w:pPr>
-            <w:r/>
-            <w:r>
-              <w:rPr>
-                <w:rFonts w:ascii="Times New Roman" w:hAnsi="Times New Roman" w:eastAsia="Times New Roman"/>
+            <w:r>
+              <w:rPr>
+                <w:rFonts w:ascii="Times New Roman" w:hAnsi="Times New Roman" w:cs="Times New Roman"/>
+                <w:sz w:val="26"/>
+              </w:rPr>
+            </w:r>
+            <w:r>
+              <w:rPr>
+                <w:rFonts w:ascii="Times New Roman" w:hAnsi="Times New Roman" w:eastAsia="Times New Roman" w:cs="Times New Roman"/>
                 <w:b/>
                 <w:i w:val="0"/>
                 <w:sz w:val="26"/>
@@ -1246,153 +1333,203 @@
           </w:tcPr>
           <w:p>
             <w:pPr>
-              <w:spacing w:line="276" w:lineRule="auto" w:after="40"/>
-              <w:jc w:val="left"/>
+              <w:spacing w:after="60" w:line="276" w:lineRule="auto"/>
             </w:pPr>
             <w:r/>
             <w:r>
               <w:rPr>
-                <w:rFonts w:ascii="Times New Roman" w:hAnsi="Times New Roman" w:eastAsia="Times New Roman"/>
+                <w:rFonts w:ascii="Times New Roman" w:hAnsi="Times New Roman"/>
+                <w:b/>
+                <w:i w:val="0"/>
+                <w:color w:val="000000"/>
+                <w:sz w:val="26"/>
+              </w:rPr>
+              <w:t>2. HOẠT ĐỘNG HÌNH THÀNH KIẾN THỨC MỚI (15 phút)</w:t>
+            </w:r>
+          </w:p>
+          <w:p>
+            <w:pPr>
+              <w:spacing w:after="60" w:line="276" w:lineRule="auto"/>
+            </w:pPr>
+            <w:r>
+              <w:rPr>
+                <w:rFonts w:ascii="Times New Roman" w:hAnsi="Times New Roman"/>
+                <w:b/>
+                <w:i/>
+                <w:color w:val="000000"/>
+                <w:sz w:val="26"/>
+              </w:rPr>
+              <w:t>*Mục tiêu: HS so sánh được ưu/nhược điểm của mạng có dây và không dây; nêu được các lợi ích to lớn của mạng máy tính.</w:t>
+            </w:r>
+          </w:p>
+          <w:p>
+            <w:pPr>
+              <w:spacing w:after="60" w:line="276" w:lineRule="auto"/>
+            </w:pPr>
+          </w:p>
+          <w:p>
+            <w:pPr>
+              <w:spacing w:after="60" w:line="276" w:lineRule="auto"/>
+            </w:pPr>
+            <w:r>
+              <w:rPr>
+                <w:rFonts w:ascii="Times New Roman" w:hAnsi="Times New Roman"/>
+                <w:b/>
+                <w:i/>
+                <w:color w:val="000000"/>
+                <w:sz w:val="26"/>
+              </w:rPr>
+              <w:t>Nội dung 1: Mạng có dây và Mạng không dây (8 phút)</w:t>
+            </w:r>
+          </w:p>
+          <w:p>
+            <w:pPr>
+              <w:spacing w:after="60" w:line="276" w:lineRule="auto"/>
+            </w:pPr>
+            <w:r>
+              <w:rPr>
+                <w:rFonts w:ascii="Times New Roman" w:hAnsi="Times New Roman"/>
                 <w:b w:val="0"/>
                 <w:i w:val="0"/>
-                <w:sz w:val="26"/>
-              </w:rPr>
-              <w:t>Bước 1: Chuyển giao nhiệm vụ học tập:</w:t>
-            </w:r>
-          </w:p>
-          <w:p>
-            <w:pPr>
-              <w:spacing w:line="276" w:lineRule="auto" w:after="40"/>
-              <w:jc w:val="left"/>
-            </w:pPr>
-            <w:r>
-              <w:rPr>
-                <w:rFonts w:ascii="Times New Roman" w:hAnsi="Times New Roman" w:eastAsia="Times New Roman"/>
+                <w:color w:val="000000"/>
+                <w:sz w:val="26"/>
+              </w:rPr>
+              <w:t>GV: Chiếu bảng đối sánh (SGK tr.20):</w:t>
+            </w:r>
+          </w:p>
+          <w:p>
+            <w:pPr>
+              <w:spacing w:before="80" w:after="80"/>
+              <w:jc w:val="center"/>
+            </w:pPr>
+            <w:r>
+              <w:drawing>
+                <wp:inline xmlns:a="http://schemas.openxmlformats.org/drawingml/2006/main" xmlns:pic="http://schemas.openxmlformats.org/drawingml/2006/picture">
+                  <wp:extent cx="2560320" cy="3660808"/>
+                  <wp:docPr id="1" name="Picture 1"/>
+                  <wp:cNvGraphicFramePr>
+                    <a:graphicFrameLocks noChangeAspect="1"/>
+                  </wp:cNvGraphicFramePr>
+                  <a:graphic>
+                    <a:graphicData uri="http://schemas.openxmlformats.org/drawingml/2006/picture">
+                      <pic:pic>
+                        <pic:nvPicPr>
+                          <pic:cNvPr id="0" name="p20.png"/>
+                          <pic:cNvPicPr/>
+                        </pic:nvPicPr>
+                        <pic:blipFill>
+                          <a:blip r:embed="rId16"/>
+                          <a:stretch>
+                            <a:fillRect/>
+                          </a:stretch>
+                        </pic:blipFill>
+                        <pic:spPr>
+                          <a:xfrm>
+                            <a:off x="0" y="0"/>
+                            <a:ext cx="2560320" cy="3660808"/>
+                          </a:xfrm>
+                          <a:prstGeom prst="rect"/>
+                        </pic:spPr>
+                      </pic:pic>
+                    </a:graphicData>
+                  </a:graphic>
+                </wp:inline>
+              </w:drawing>
+            </w:r>
+          </w:p>
+          <w:p>
+            <w:pPr>
+              <w:spacing w:after="60" w:line="276" w:lineRule="auto"/>
+            </w:pPr>
+            <w:r>
+              <w:rPr>
+                <w:rFonts w:ascii="Times New Roman" w:hAnsi="Times New Roman"/>
                 <w:b w:val="0"/>
                 <w:i w:val="0"/>
-                <w:sz w:val="26"/>
-              </w:rPr>
-              <w:t>- GV giao nhiệm vụ: đọc SGK và theo dõi thao tác mẫu trên máy chiếu.</w:t>
-            </w:r>
-          </w:p>
-          <w:p>
-            <w:pPr>
-              <w:spacing w:line="276" w:lineRule="auto" w:after="40"/>
-              <w:jc w:val="left"/>
-            </w:pPr>
-            <w:r>
-              <w:rPr>
-                <w:rFonts w:ascii="Times New Roman" w:hAnsi="Times New Roman" w:eastAsia="Times New Roman"/>
+                <w:color w:val="000000"/>
+                <w:sz w:val="26"/>
+              </w:rPr>
+              <w:t>- Mạng có dây: Sử dụng dây cáp mạng (cáp xoắn, cáp quang). Ưu điểm: Tốc độ truyền cao, tín hiệu rất ổn định. Nhược điểm: Vướng víu dây, khó di chuyển.</w:t>
+            </w:r>
+          </w:p>
+          <w:p>
+            <w:pPr>
+              <w:spacing w:after="60" w:line="276" w:lineRule="auto"/>
+            </w:pPr>
+            <w:r>
+              <w:rPr>
+                <w:rFonts w:ascii="Times New Roman" w:hAnsi="Times New Roman"/>
                 <w:b w:val="0"/>
                 <w:i w:val="0"/>
-                <w:sz w:val="26"/>
-              </w:rPr>
-              <w:t>Bước 2: Học sinh tiếp nhận nhiệm vụ học tập:</w:t>
-            </w:r>
-          </w:p>
-          <w:p>
-            <w:pPr>
-              <w:spacing w:line="276" w:lineRule="auto" w:after="40"/>
-              <w:jc w:val="left"/>
-            </w:pPr>
-            <w:r>
-              <w:rPr>
-                <w:rFonts w:ascii="Times New Roman" w:hAnsi="Times New Roman" w:eastAsia="Times New Roman"/>
+                <w:color w:val="000000"/>
+                <w:sz w:val="26"/>
+              </w:rPr>
+              <w:t>- Mạng không dây: Sử dụng sóng vô tuyến (Wi-Fi, Bluetooth). Ưu điểm: Tiện lợi, linh hoạt, thẩm mỹ cao. Nhược điểm: Dễ bị cản trở bởi vật cản (tường, kim loại), khoảng cách giới hạn.</w:t>
+            </w:r>
+          </w:p>
+          <w:p>
+            <w:pPr>
+              <w:spacing w:after="60" w:line="276" w:lineRule="auto"/>
+            </w:pPr>
+          </w:p>
+          <w:p>
+            <w:pPr>
+              <w:spacing w:after="60" w:line="276" w:lineRule="auto"/>
+            </w:pPr>
+            <w:r>
+              <w:rPr>
+                <w:rFonts w:ascii="Times New Roman" w:hAnsi="Times New Roman"/>
+                <w:b/>
+                <w:i/>
+                <w:color w:val="000000"/>
+                <w:sz w:val="26"/>
+              </w:rPr>
+              <w:t>Nội dung 2: Lợi ích của mạng máy tính (7 phút)</w:t>
+            </w:r>
+          </w:p>
+          <w:p>
+            <w:pPr>
+              <w:spacing w:after="60" w:line="276" w:lineRule="auto"/>
+            </w:pPr>
+            <w:r>
+              <w:rPr>
+                <w:rFonts w:ascii="Times New Roman" w:hAnsi="Times New Roman"/>
                 <w:b w:val="0"/>
                 <w:i w:val="0"/>
-                <w:sz w:val="26"/>
-              </w:rPr>
-              <w:t>- HS mở SGK trang tương ứng và quan sát màn chiếu.</w:t>
-            </w:r>
-          </w:p>
-          <w:p>
-            <w:pPr>
-              <w:spacing w:line="276" w:lineRule="auto" w:after="40"/>
-              <w:jc w:val="left"/>
-            </w:pPr>
-            <w:r>
-              <w:rPr>
-                <w:rFonts w:ascii="Times New Roman" w:hAnsi="Times New Roman" w:eastAsia="Times New Roman"/>
+                <w:color w:val="000000"/>
+                <w:sz w:val="26"/>
+              </w:rPr>
+              <w:t>- 1. Chia sẻ dữ liệu: Gửi nhận tài liệu học tập, ảnh, video tức thời.</w:t>
+            </w:r>
+          </w:p>
+          <w:p>
+            <w:pPr>
+              <w:spacing w:after="60" w:line="276" w:lineRule="auto"/>
+            </w:pPr>
+            <w:r>
+              <w:rPr>
+                <w:rFonts w:ascii="Times New Roman" w:hAnsi="Times New Roman"/>
                 <w:b w:val="0"/>
                 <w:i w:val="0"/>
-                <w:sz w:val="26"/>
-              </w:rPr>
-              <w:t>- HS ghi chép từ khóa chính vào vở.</w:t>
-            </w:r>
-          </w:p>
-          <w:p>
-            <w:pPr>
-              <w:spacing w:line="276" w:lineRule="auto" w:after="40"/>
-              <w:jc w:val="left"/>
-            </w:pPr>
-            <w:r>
-              <w:rPr>
-                <w:rFonts w:ascii="Times New Roman" w:hAnsi="Times New Roman" w:eastAsia="Times New Roman"/>
+                <w:color w:val="000000"/>
+                <w:sz w:val="26"/>
+              </w:rPr>
+              <w:t>- 2. Dùng chung thiết bị: Tiết kiệm chi phí (dùng chung máy in, ổ cứng mạng NAS).</w:t>
+            </w:r>
+          </w:p>
+          <w:p>
+            <w:pPr>
+              <w:spacing w:after="60" w:line="276" w:lineRule="auto"/>
+            </w:pPr>
+            <w:r>
+              <w:rPr>
+                <w:rFonts w:ascii="Times New Roman" w:hAnsi="Times New Roman"/>
                 <w:b w:val="0"/>
                 <w:i w:val="0"/>
-                <w:sz w:val="26"/>
-              </w:rPr>
-              <w:t>Bước 3: Báo cáo kết quả hoạt động:</w:t>
-            </w:r>
-          </w:p>
-          <w:p>
-            <w:pPr>
-              <w:spacing w:line="276" w:lineRule="auto" w:after="40"/>
-              <w:jc w:val="left"/>
-            </w:pPr>
-            <w:r>
-              <w:rPr>
-                <w:rFonts w:ascii="Times New Roman" w:hAnsi="Times New Roman" w:eastAsia="Times New Roman"/>
-                <w:b w:val="0"/>
-                <w:i w:val="0"/>
-                <w:sz w:val="26"/>
-              </w:rPr>
-              <w:t>- 1-2 HS lên máy GV thực hiện lại thao tác mẫu.</w:t>
-            </w:r>
-          </w:p>
-          <w:p>
-            <w:pPr>
-              <w:spacing w:line="276" w:lineRule="auto" w:after="40"/>
-              <w:jc w:val="left"/>
-            </w:pPr>
-            <w:r>
-              <w:rPr>
-                <w:rFonts w:ascii="Times New Roman" w:hAnsi="Times New Roman" w:eastAsia="Times New Roman"/>
-                <w:b w:val="0"/>
-                <w:i w:val="0"/>
-                <w:sz w:val="26"/>
-              </w:rPr>
-              <w:t>- Cả lớp quan sát, nhận xét.</w:t>
-            </w:r>
-          </w:p>
-          <w:p>
-            <w:pPr>
-              <w:spacing w:line="276" w:lineRule="auto" w:after="40"/>
-              <w:jc w:val="left"/>
-            </w:pPr>
-            <w:r>
-              <w:rPr>
-                <w:rFonts w:ascii="Times New Roman" w:hAnsi="Times New Roman" w:eastAsia="Times New Roman"/>
-                <w:b w:val="0"/>
-                <w:i w:val="0"/>
-                <w:sz w:val="26"/>
-              </w:rPr>
-              <w:t>Bước 4: Đánh giá kết quả thực hiện nhiệm vụ:</w:t>
-            </w:r>
-          </w:p>
-          <w:p>
-            <w:pPr>
-              <w:spacing w:line="276" w:lineRule="auto" w:after="40"/>
-              <w:jc w:val="left"/>
-            </w:pPr>
-            <w:r>
-              <w:rPr>
-                <w:rFonts w:ascii="Times New Roman" w:hAnsi="Times New Roman" w:eastAsia="Times New Roman"/>
-                <w:b w:val="0"/>
-                <w:i w:val="0"/>
-                <w:sz w:val="26"/>
-              </w:rPr>
-              <w:t>- GV chuẩn hóa kiến thức lý thuyết và chốt quy trình thao tác.</w:t>
+                <w:color w:val="000000"/>
+                <w:sz w:val="26"/>
+              </w:rPr>
+              <w:t>- 3. Giao tiếp thuận tiện: Gửi email, nhắn tin, gọi video call, họp trực tuyến.</w:t>
             </w:r>
           </w:p>
         </w:tc>
@@ -1408,33 +1545,68 @@
           </w:tcPr>
           <w:p>
             <w:pPr>
-              <w:spacing w:line="276" w:lineRule="auto" w:after="40"/>
-              <w:jc w:val="left"/>
+              <w:spacing w:after="60" w:line="276" w:lineRule="auto"/>
             </w:pPr>
             <w:r/>
             <w:r>
               <w:rPr>
-                <w:rFonts w:ascii="Times New Roman" w:hAnsi="Times New Roman" w:eastAsia="Times New Roman"/>
+                <w:rFonts w:ascii="Times New Roman" w:hAnsi="Times New Roman"/>
+                <w:b/>
+                <w:i w:val="0"/>
+                <w:color w:val="000000"/>
+                <w:sz w:val="26"/>
+              </w:rPr>
+              <w:t>2. HOẠT ĐỘNG HÌNH THÀNH KIẾN THỨC MỚI (15 phút)</w:t>
+            </w:r>
+          </w:p>
+          <w:p>
+            <w:pPr>
+              <w:spacing w:after="60" w:line="276" w:lineRule="auto"/>
+            </w:pPr>
+            <w:r>
+              <w:rPr>
+                <w:rFonts w:ascii="Times New Roman" w:hAnsi="Times New Roman"/>
+                <w:b/>
+                <w:i/>
+                <w:color w:val="000000"/>
+                <w:sz w:val="26"/>
+              </w:rPr>
+              <w:t>*Mục tiêu: HS so sánh được ưu/nhược điểm của mạng có dây và không dây; nêu được các lợi ích to lớn của mạng máy tính.</w:t>
+            </w:r>
+          </w:p>
+          <w:p>
+            <w:pPr>
+              <w:spacing w:after="60" w:line="276" w:lineRule="auto"/>
+            </w:pPr>
+          </w:p>
+          <w:p>
+            <w:pPr>
+              <w:spacing w:after="60" w:line="276" w:lineRule="auto"/>
+            </w:pPr>
+            <w:r>
+              <w:rPr>
+                <w:rFonts w:ascii="Times New Roman" w:hAnsi="Times New Roman"/>
                 <w:b w:val="0"/>
                 <w:i w:val="0"/>
-                <w:sz w:val="26"/>
-              </w:rPr>
-              <w:t>Kiến thức lý thuyết chuẩn.</w:t>
-            </w:r>
-          </w:p>
-          <w:p>
-            <w:pPr>
-              <w:spacing w:line="276" w:lineRule="auto" w:after="40"/>
-              <w:jc w:val="left"/>
-            </w:pPr>
-            <w:r>
-              <w:rPr>
-                <w:rFonts w:ascii="Times New Roman" w:hAnsi="Times New Roman" w:eastAsia="Times New Roman"/>
+                <w:color w:val="000000"/>
+                <w:sz w:val="26"/>
+              </w:rPr>
+              <w:t>- HS phân tích ưu và nhược điểm của từng loại mạng.</w:t>
+            </w:r>
+          </w:p>
+          <w:p>
+            <w:pPr>
+              <w:spacing w:after="60" w:line="276" w:lineRule="auto"/>
+            </w:pPr>
+            <w:r>
+              <w:rPr>
+                <w:rFonts w:ascii="Times New Roman" w:hAnsi="Times New Roman"/>
                 <w:b w:val="0"/>
                 <w:i w:val="0"/>
-                <w:sz w:val="26"/>
-              </w:rPr>
-              <w:t>Quy trình thao tác đúng.</w:t>
+                <w:color w:val="000000"/>
+                <w:sz w:val="26"/>
+              </w:rPr>
+              <w:t>- HS nắm rõ 3 lợi ích cốt lõi: Chia sẻ dữ liệu, Dùng chung phần cứng, Giao tiếp nhanh chóng.</w:t>
             </w:r>
           </w:p>
         </w:tc>
@@ -1454,7 +1626,7 @@
       </w:pPr>
       <w:r>
         <w:rPr>
-          <w:rFonts w:ascii="Times New Roman" w:hAnsi="Times New Roman" w:eastAsia="Times New Roman"/>
+          <w:rFonts w:ascii="Times New Roman" w:hAnsi="Times New Roman" w:eastAsia="Times New Roman" w:cs="Times New Roman"/>
           <w:b/>
           <w:i w:val="0"/>
           <w:sz w:val="26"/>
@@ -1470,7 +1642,7 @@
       </w:pPr>
       <w:r>
         <w:rPr>
-          <w:rFonts w:ascii="Times New Roman" w:hAnsi="Times New Roman" w:eastAsia="Times New Roman"/>
+          <w:rFonts w:ascii="Times New Roman" w:hAnsi="Times New Roman" w:eastAsia="Times New Roman" w:cs="Times New Roman"/>
           <w:b/>
           <w:i w:val="0"/>
           <w:sz w:val="26"/>
@@ -1479,7 +1651,7 @@
       </w:r>
       <w:r>
         <w:rPr>
-          <w:rFonts w:ascii="Times New Roman" w:hAnsi="Times New Roman" w:eastAsia="Times New Roman"/>
+          <w:rFonts w:ascii="Times New Roman" w:hAnsi="Times New Roman" w:eastAsia="Times New Roman" w:cs="Times New Roman"/>
           <w:b w:val="0"/>
           <w:i/>
           <w:sz w:val="26"/>
@@ -1495,7 +1667,7 @@
       </w:pPr>
       <w:r>
         <w:rPr>
-          <w:rFonts w:ascii="Times New Roman" w:hAnsi="Times New Roman" w:eastAsia="Times New Roman"/>
+          <w:rFonts w:ascii="Times New Roman" w:hAnsi="Times New Roman" w:eastAsia="Times New Roman" w:cs="Times New Roman"/>
           <w:b/>
           <w:i w:val="0"/>
           <w:sz w:val="26"/>
@@ -1504,7 +1676,7 @@
       </w:r>
       <w:r>
         <w:rPr>
-          <w:rFonts w:ascii="Times New Roman" w:hAnsi="Times New Roman" w:eastAsia="Times New Roman"/>
+          <w:rFonts w:ascii="Times New Roman" w:hAnsi="Times New Roman" w:eastAsia="Times New Roman" w:cs="Times New Roman"/>
           <w:b w:val="0"/>
           <w:i/>
           <w:sz w:val="26"/>
@@ -1520,7 +1692,7 @@
       </w:pPr>
       <w:r>
         <w:rPr>
-          <w:rFonts w:ascii="Times New Roman" w:hAnsi="Times New Roman" w:eastAsia="Times New Roman"/>
+          <w:rFonts w:ascii="Times New Roman" w:hAnsi="Times New Roman" w:eastAsia="Times New Roman" w:cs="Times New Roman"/>
           <w:b/>
           <w:i w:val="0"/>
           <w:sz w:val="26"/>
@@ -1529,7 +1701,7 @@
       </w:r>
       <w:r>
         <w:rPr>
-          <w:rFonts w:ascii="Times New Roman" w:hAnsi="Times New Roman" w:eastAsia="Times New Roman"/>
+          <w:rFonts w:ascii="Times New Roman" w:hAnsi="Times New Roman" w:eastAsia="Times New Roman" w:cs="Times New Roman"/>
           <w:b w:val="0"/>
           <w:i/>
           <w:sz w:val="26"/>
@@ -1545,7 +1717,7 @@
       </w:pPr>
       <w:r>
         <w:rPr>
-          <w:rFonts w:ascii="Times New Roman" w:hAnsi="Times New Roman" w:eastAsia="Times New Roman"/>
+          <w:rFonts w:ascii="Times New Roman" w:hAnsi="Times New Roman" w:eastAsia="Times New Roman" w:cs="Times New Roman"/>
           <w:b/>
           <w:i w:val="0"/>
           <w:sz w:val="26"/>
@@ -1586,10 +1758,15 @@
               <w:spacing w:line="276" w:lineRule="auto" w:after="40"/>
               <w:jc w:val="center"/>
             </w:pPr>
-            <w:r/>
-            <w:r>
-              <w:rPr>
-                <w:rFonts w:ascii="Times New Roman" w:hAnsi="Times New Roman" w:eastAsia="Times New Roman"/>
+            <w:r>
+              <w:rPr>
+                <w:rFonts w:ascii="Times New Roman" w:hAnsi="Times New Roman" w:cs="Times New Roman"/>
+                <w:sz w:val="26"/>
+              </w:rPr>
+            </w:r>
+            <w:r>
+              <w:rPr>
+                <w:rFonts w:ascii="Times New Roman" w:hAnsi="Times New Roman" w:eastAsia="Times New Roman" w:cs="Times New Roman"/>
                 <w:b/>
                 <w:i w:val="0"/>
                 <w:sz w:val="26"/>
@@ -1613,10 +1790,15 @@
               <w:spacing w:line="276" w:lineRule="auto" w:after="40"/>
               <w:jc w:val="center"/>
             </w:pPr>
-            <w:r/>
-            <w:r>
-              <w:rPr>
-                <w:rFonts w:ascii="Times New Roman" w:hAnsi="Times New Roman" w:eastAsia="Times New Roman"/>
+            <w:r>
+              <w:rPr>
+                <w:rFonts w:ascii="Times New Roman" w:hAnsi="Times New Roman" w:cs="Times New Roman"/>
+                <w:sz w:val="26"/>
+              </w:rPr>
+            </w:r>
+            <w:r>
+              <w:rPr>
+                <w:rFonts w:ascii="Times New Roman" w:hAnsi="Times New Roman" w:eastAsia="Times New Roman" w:cs="Times New Roman"/>
                 <w:b/>
                 <w:i w:val="0"/>
                 <w:sz w:val="26"/>
@@ -1639,168 +1821,83 @@
           </w:tcPr>
           <w:p>
             <w:pPr>
-              <w:spacing w:line="276" w:lineRule="auto" w:after="40"/>
-              <w:jc w:val="left"/>
+              <w:spacing w:after="60" w:line="276" w:lineRule="auto"/>
             </w:pPr>
             <w:r/>
             <w:r>
               <w:rPr>
-                <w:rFonts w:ascii="Times New Roman" w:hAnsi="Times New Roman" w:eastAsia="Times New Roman"/>
+                <w:rFonts w:ascii="Times New Roman" w:hAnsi="Times New Roman"/>
+                <w:b/>
+                <w:i w:val="0"/>
+                <w:color w:val="000000"/>
+                <w:sz w:val="26"/>
+              </w:rPr>
+              <w:t>3. HĐ LUYỆN TẬP-THỰC HÀNH (10 phút)</w:t>
+            </w:r>
+          </w:p>
+          <w:p>
+            <w:pPr>
+              <w:spacing w:after="60" w:line="276" w:lineRule="auto"/>
+            </w:pPr>
+            <w:r>
+              <w:rPr>
+                <w:rFonts w:ascii="Times New Roman" w:hAnsi="Times New Roman"/>
+                <w:b/>
+                <w:i/>
+                <w:color w:val="000000"/>
+                <w:sz w:val="26"/>
+              </w:rPr>
+              <w:t>*Mục tiêu: HS trả lời bài tập tình huống SGK tr.22 về lựa chọn giải pháp mạng.</w:t>
+            </w:r>
+          </w:p>
+          <w:p>
+            <w:pPr>
+              <w:spacing w:after="60" w:line="276" w:lineRule="auto"/>
+            </w:pPr>
+          </w:p>
+          <w:p>
+            <w:pPr>
+              <w:spacing w:after="60" w:line="276" w:lineRule="auto"/>
+            </w:pPr>
+            <w:r>
+              <w:rPr>
+                <w:rFonts w:ascii="Times New Roman" w:hAnsi="Times New Roman"/>
                 <w:b w:val="0"/>
                 <w:i w:val="0"/>
-                <w:sz w:val="26"/>
-              </w:rPr>
-              <w:t>Bước 1: Chuyển giao nhiệm vụ học tập:</w:t>
-            </w:r>
-          </w:p>
-          <w:p>
-            <w:pPr>
-              <w:spacing w:line="276" w:lineRule="auto" w:after="40"/>
-              <w:jc w:val="left"/>
-            </w:pPr>
-            <w:r>
-              <w:rPr>
-                <w:rFonts w:ascii="Times New Roman" w:hAnsi="Times New Roman" w:eastAsia="Times New Roman"/>
+                <w:color w:val="000000"/>
+                <w:sz w:val="26"/>
+              </w:rPr>
+              <w:t>GV: Đưa ra tình huống thảo luận nhóm:</w:t>
+            </w:r>
+          </w:p>
+          <w:p>
+            <w:pPr>
+              <w:spacing w:after="60" w:line="276" w:lineRule="auto"/>
+            </w:pPr>
+            <w:r>
+              <w:rPr>
+                <w:rFonts w:ascii="Times New Roman" w:hAnsi="Times New Roman"/>
                 <w:b w:val="0"/>
                 <w:i w:val="0"/>
-                <w:sz w:val="26"/>
-              </w:rPr>
-              <w:t>- GV giao bài tập thực hành bài Bài 4. Mạng máy tính (Tiết 2) trên máy tính.</w:t>
-            </w:r>
-          </w:p>
-          <w:p>
-            <w:pPr>
-              <w:spacing w:line="276" w:lineRule="auto" w:after="40"/>
-              <w:jc w:val="left"/>
-            </w:pPr>
-            <w:r>
-              <w:rPr>
-                <w:rFonts w:ascii="Times New Roman" w:hAnsi="Times New Roman" w:eastAsia="Times New Roman"/>
+                <w:color w:val="000000"/>
+                <w:sz w:val="26"/>
+              </w:rPr>
+              <w:t xml:space="preserve">  Trường UNIGO muốn lắp đặt mạng cho: (1) Phòng máy tính cố định có 35 máy; (2) Khu vực sân trường và thư viện mở cho học sinh đọc sách bằng máy tính bảng. Em sẽ tư vấn chọn loại mạng nào cho từng khu vực? Vì sao?</w:t>
+            </w:r>
+          </w:p>
+          <w:p>
+            <w:pPr>
+              <w:spacing w:after="60" w:line="276" w:lineRule="auto"/>
+            </w:pPr>
+            <w:r>
+              <w:rPr>
+                <w:rFonts w:ascii="Times New Roman" w:hAnsi="Times New Roman"/>
                 <w:b w:val="0"/>
                 <w:i w:val="0"/>
-                <w:sz w:val="26"/>
-              </w:rPr>
-              <w:t>Bước 2: Học sinh tiếp nhận nhiệm vụ học tập:</w:t>
-            </w:r>
-          </w:p>
-          <w:p>
-            <w:pPr>
-              <w:spacing w:line="276" w:lineRule="auto" w:after="40"/>
-              <w:jc w:val="left"/>
-            </w:pPr>
-            <w:r>
-              <w:rPr>
-                <w:rFonts w:ascii="Times New Roman" w:hAnsi="Times New Roman" w:eastAsia="Times New Roman"/>
-                <w:b w:val="0"/>
-                <w:i w:val="0"/>
-                <w:sz w:val="26"/>
-              </w:rPr>
-              <w:t>- HS mở phần mềm/tệp thực hành, bắt đầu làm bài.</w:t>
-            </w:r>
-          </w:p>
-          <w:p>
-            <w:pPr>
-              <w:spacing w:line="276" w:lineRule="auto" w:after="40"/>
-              <w:jc w:val="left"/>
-            </w:pPr>
-            <w:r>
-              <w:rPr>
-                <w:rFonts w:ascii="Times New Roman" w:hAnsi="Times New Roman" w:eastAsia="Times New Roman"/>
-                <w:b w:val="0"/>
-                <w:i w:val="0"/>
-                <w:sz w:val="26"/>
-              </w:rPr>
-              <w:t>- HS trao đổi nhóm đôi khi gặp khó khăn.</w:t>
-            </w:r>
-          </w:p>
-          <w:p>
-            <w:pPr>
-              <w:spacing w:line="276" w:lineRule="auto" w:after="40"/>
-              <w:jc w:val="left"/>
-            </w:pPr>
-            <w:r>
-              <w:rPr>
-                <w:rFonts w:ascii="Times New Roman" w:hAnsi="Times New Roman" w:eastAsia="Times New Roman"/>
-                <w:b w:val="0"/>
-                <w:i w:val="0"/>
-                <w:sz w:val="26"/>
-              </w:rPr>
-              <w:t>Bước 3: Báo cáo kết quả hoạt động:</w:t>
-            </w:r>
-          </w:p>
-          <w:p>
-            <w:pPr>
-              <w:spacing w:line="276" w:lineRule="auto" w:after="40"/>
-              <w:jc w:val="left"/>
-            </w:pPr>
-            <w:r>
-              <w:rPr>
-                <w:rFonts w:ascii="Times New Roman" w:hAnsi="Times New Roman" w:eastAsia="Times New Roman"/>
-                <w:b w:val="0"/>
-                <w:i w:val="0"/>
-                <w:sz w:val="26"/>
-              </w:rPr>
-              <w:t>- GV kiểm tra sản phẩm tại máy.</w:t>
-            </w:r>
-          </w:p>
-          <w:p>
-            <w:pPr>
-              <w:spacing w:line="276" w:lineRule="auto" w:after="40"/>
-              <w:jc w:val="left"/>
-            </w:pPr>
-            <w:r>
-              <w:rPr>
-                <w:rFonts w:ascii="Times New Roman" w:hAnsi="Times New Roman" w:eastAsia="Times New Roman"/>
-                <w:b w:val="0"/>
-                <w:i w:val="0"/>
-                <w:sz w:val="26"/>
-              </w:rPr>
-              <w:t>- HS đổi chéo kiểm tra bài của nhau.</w:t>
-            </w:r>
-          </w:p>
-          <w:p>
-            <w:pPr>
-              <w:spacing w:line="276" w:lineRule="auto" w:after="40"/>
-              <w:jc w:val="left"/>
-            </w:pPr>
-            <w:r>
-              <w:rPr>
-                <w:rFonts w:ascii="Times New Roman" w:hAnsi="Times New Roman" w:eastAsia="Times New Roman"/>
-                <w:b w:val="0"/>
-                <w:i w:val="0"/>
-                <w:sz w:val="26"/>
-              </w:rPr>
-              <w:t>Bước 4: Đánh giá kết quả thực hiện nhiệm vụ:</w:t>
-            </w:r>
-          </w:p>
-          <w:p>
-            <w:pPr>
-              <w:spacing w:line="276" w:lineRule="auto" w:after="40"/>
-              <w:jc w:val="left"/>
-            </w:pPr>
-            <w:r>
-              <w:rPr>
-                <w:rFonts w:ascii="Times New Roman" w:hAnsi="Times New Roman" w:eastAsia="Times New Roman"/>
-                <w:b w:val="0"/>
-                <w:i w:val="0"/>
-                <w:sz w:val="26"/>
-              </w:rPr>
-              <w:t>- GV nhận xét, đánh giá kết quả thực hành.</w:t>
-            </w:r>
-          </w:p>
-          <w:p>
-            <w:pPr>
-              <w:spacing w:line="276" w:lineRule="auto" w:after="40"/>
-              <w:jc w:val="left"/>
-            </w:pPr>
-            <w:r>
-              <w:rPr>
-                <w:rFonts w:ascii="Times New Roman" w:hAnsi="Times New Roman" w:eastAsia="Times New Roman"/>
-                <w:b w:val="0"/>
-                <w:i w:val="0"/>
-                <w:sz w:val="26"/>
-              </w:rPr>
-              <w:t>- Tuyên dương HS làm tốt.</w:t>
+                <w:color w:val="000000"/>
+                <w:sz w:val="26"/>
+              </w:rPr>
+              <w:t>- GV cho các nhóm 3 phút thảo luận và trình bày.</w:t>
             </w:r>
           </w:p>
         </w:tc>
@@ -1816,33 +1913,98 @@
           </w:tcPr>
           <w:p>
             <w:pPr>
-              <w:spacing w:line="276" w:lineRule="auto" w:after="40"/>
-              <w:jc w:val="left"/>
+              <w:spacing w:after="60" w:line="276" w:lineRule="auto"/>
             </w:pPr>
             <w:r/>
             <w:r>
               <w:rPr>
-                <w:rFonts w:ascii="Times New Roman" w:hAnsi="Times New Roman" w:eastAsia="Times New Roman"/>
+                <w:rFonts w:ascii="Times New Roman" w:hAnsi="Times New Roman"/>
+                <w:b/>
+                <w:i w:val="0"/>
+                <w:color w:val="000000"/>
+                <w:sz w:val="26"/>
+              </w:rPr>
+              <w:t>3. HĐ LUYỆN TẬP-THỰC HÀNH (10 phút)</w:t>
+            </w:r>
+          </w:p>
+          <w:p>
+            <w:pPr>
+              <w:spacing w:after="60" w:line="276" w:lineRule="auto"/>
+            </w:pPr>
+            <w:r>
+              <w:rPr>
+                <w:rFonts w:ascii="Times New Roman" w:hAnsi="Times New Roman"/>
+                <w:b/>
+                <w:i/>
+                <w:color w:val="000000"/>
+                <w:sz w:val="26"/>
+              </w:rPr>
+              <w:t>*Mục tiêu: HS trả lời bài tập tình huống SGK tr.22 về lựa chọn giải pháp mạng.</w:t>
+            </w:r>
+          </w:p>
+          <w:p>
+            <w:pPr>
+              <w:spacing w:after="60" w:line="276" w:lineRule="auto"/>
+            </w:pPr>
+          </w:p>
+          <w:p>
+            <w:pPr>
+              <w:spacing w:after="60" w:line="276" w:lineRule="auto"/>
+            </w:pPr>
+            <w:r>
+              <w:rPr>
+                <w:rFonts w:ascii="Times New Roman" w:hAnsi="Times New Roman"/>
                 <w:b w:val="0"/>
                 <w:i w:val="0"/>
-                <w:sz w:val="26"/>
-              </w:rPr>
-              <w:t>Sản phẩm thực hành hoàn thành.</w:t>
-            </w:r>
-          </w:p>
-          <w:p>
-            <w:pPr>
-              <w:spacing w:line="276" w:lineRule="auto" w:after="40"/>
-              <w:jc w:val="left"/>
-            </w:pPr>
-            <w:r>
-              <w:rPr>
-                <w:rFonts w:ascii="Times New Roman" w:hAnsi="Times New Roman" w:eastAsia="Times New Roman"/>
+                <w:color w:val="000000"/>
+                <w:sz w:val="26"/>
+              </w:rPr>
+              <w:t>- Đại diện nhóm trả lời:</w:t>
+            </w:r>
+          </w:p>
+          <w:p>
+            <w:pPr>
+              <w:spacing w:after="60" w:line="276" w:lineRule="auto"/>
+            </w:pPr>
+            <w:r>
+              <w:rPr>
+                <w:rFonts w:ascii="Times New Roman" w:hAnsi="Times New Roman"/>
                 <w:b w:val="0"/>
                 <w:i w:val="0"/>
-                <w:sz w:val="26"/>
-              </w:rPr>
-              <w:t>HS tự tin thao tác trên máy tính.</w:t>
+                <w:color w:val="000000"/>
+                <w:sz w:val="26"/>
+              </w:rPr>
+              <w:t xml:space="preserve">  + Phòng máy cố định: Dùng MẠNG CÓ DÂY để đảm bảo đường truyền ổn định khi cả lớp cùng thực hành.</w:t>
+            </w:r>
+          </w:p>
+          <w:p>
+            <w:pPr>
+              <w:spacing w:after="60" w:line="276" w:lineRule="auto"/>
+            </w:pPr>
+            <w:r>
+              <w:rPr>
+                <w:rFonts w:ascii="Times New Roman" w:hAnsi="Times New Roman"/>
+                <w:b w:val="0"/>
+                <w:i w:val="0"/>
+                <w:color w:val="000000"/>
+                <w:sz w:val="26"/>
+              </w:rPr>
+              <w:t xml:space="preserve">  + Sân trường, thư viện: Dùng MẠNG KHÔNG DÂY (Wi-Fi) để tiện di chuyển linh hoạt.</w:t>
+            </w:r>
+          </w:p>
+          <w:p>
+            <w:pPr>
+              <w:spacing w:after="60" w:line="276" w:lineRule="auto"/>
+            </w:pPr>
+            <w:r>
+              <w:rPr>
+                <w:rFonts w:ascii="Times New Roman" w:hAnsi="Times New Roman"/>
+                <w:b w:val="0"/>
+                <w:i w:val="0"/>
+                <w:color w:val="000000"/>
+                <w:sz w:val="26"/>
+              </w:rPr>
+              <w:t>- Lập luận chặt chẽ, chính xác.</w:t>
             </w:r>
           </w:p>
         </w:tc>
@@ -1862,7 +2024,7 @@
       </w:pPr>
       <w:r>
         <w:rPr>
-          <w:rFonts w:ascii="Times New Roman" w:hAnsi="Times New Roman" w:eastAsia="Times New Roman"/>
+          <w:rFonts w:ascii="Times New Roman" w:hAnsi="Times New Roman" w:eastAsia="Times New Roman" w:cs="Times New Roman"/>
           <w:b/>
           <w:i w:val="0"/>
           <w:sz w:val="26"/>
@@ -1878,7 +2040,7 @@
       </w:pPr>
       <w:r>
         <w:rPr>
-          <w:rFonts w:ascii="Times New Roman" w:hAnsi="Times New Roman" w:eastAsia="Times New Roman"/>
+          <w:rFonts w:ascii="Times New Roman" w:hAnsi="Times New Roman" w:eastAsia="Times New Roman" w:cs="Times New Roman"/>
           <w:b/>
           <w:i w:val="0"/>
           <w:sz w:val="26"/>
@@ -1887,7 +2049,7 @@
       </w:r>
       <w:r>
         <w:rPr>
-          <w:rFonts w:ascii="Times New Roman" w:hAnsi="Times New Roman" w:eastAsia="Times New Roman"/>
+          <w:rFonts w:ascii="Times New Roman" w:hAnsi="Times New Roman" w:eastAsia="Times New Roman" w:cs="Times New Roman"/>
           <w:b w:val="0"/>
           <w:i/>
           <w:sz w:val="26"/>
@@ -1903,7 +2065,7 @@
       </w:pPr>
       <w:r>
         <w:rPr>
-          <w:rFonts w:ascii="Times New Roman" w:hAnsi="Times New Roman" w:eastAsia="Times New Roman"/>
+          <w:rFonts w:ascii="Times New Roman" w:hAnsi="Times New Roman" w:eastAsia="Times New Roman" w:cs="Times New Roman"/>
           <w:b/>
           <w:i w:val="0"/>
           <w:sz w:val="26"/>
@@ -1912,7 +2074,7 @@
       </w:r>
       <w:r>
         <w:rPr>
-          <w:rFonts w:ascii="Times New Roman" w:hAnsi="Times New Roman" w:eastAsia="Times New Roman"/>
+          <w:rFonts w:ascii="Times New Roman" w:hAnsi="Times New Roman" w:eastAsia="Times New Roman" w:cs="Times New Roman"/>
           <w:b w:val="0"/>
           <w:i/>
           <w:sz w:val="26"/>
@@ -1928,7 +2090,7 @@
       </w:pPr>
       <w:r>
         <w:rPr>
-          <w:rFonts w:ascii="Times New Roman" w:hAnsi="Times New Roman" w:eastAsia="Times New Roman"/>
+          <w:rFonts w:ascii="Times New Roman" w:hAnsi="Times New Roman" w:eastAsia="Times New Roman" w:cs="Times New Roman"/>
           <w:b/>
           <w:i w:val="0"/>
           <w:sz w:val="26"/>
@@ -1937,7 +2099,7 @@
       </w:r>
       <w:r>
         <w:rPr>
-          <w:rFonts w:ascii="Times New Roman" w:hAnsi="Times New Roman" w:eastAsia="Times New Roman"/>
+          <w:rFonts w:ascii="Times New Roman" w:hAnsi="Times New Roman" w:eastAsia="Times New Roman" w:cs="Times New Roman"/>
           <w:b w:val="0"/>
           <w:i/>
           <w:sz w:val="26"/>
@@ -1953,7 +2115,7 @@
       </w:pPr>
       <w:r>
         <w:rPr>
-          <w:rFonts w:ascii="Times New Roman" w:hAnsi="Times New Roman" w:eastAsia="Times New Roman"/>
+          <w:rFonts w:ascii="Times New Roman" w:hAnsi="Times New Roman" w:eastAsia="Times New Roman" w:cs="Times New Roman"/>
           <w:b/>
           <w:i w:val="0"/>
           <w:sz w:val="26"/>
@@ -1994,10 +2156,15 @@
               <w:spacing w:line="276" w:lineRule="auto" w:after="40"/>
               <w:jc w:val="center"/>
             </w:pPr>
-            <w:r/>
-            <w:r>
-              <w:rPr>
-                <w:rFonts w:ascii="Times New Roman" w:hAnsi="Times New Roman" w:eastAsia="Times New Roman"/>
+            <w:r>
+              <w:rPr>
+                <w:rFonts w:ascii="Times New Roman" w:hAnsi="Times New Roman" w:cs="Times New Roman"/>
+                <w:sz w:val="26"/>
+              </w:rPr>
+            </w:r>
+            <w:r>
+              <w:rPr>
+                <w:rFonts w:ascii="Times New Roman" w:hAnsi="Times New Roman" w:eastAsia="Times New Roman" w:cs="Times New Roman"/>
                 <w:b/>
                 <w:i w:val="0"/>
                 <w:sz w:val="26"/>
@@ -2021,10 +2188,15 @@
               <w:spacing w:line="276" w:lineRule="auto" w:after="40"/>
               <w:jc w:val="center"/>
             </w:pPr>
-            <w:r/>
-            <w:r>
-              <w:rPr>
-                <w:rFonts w:ascii="Times New Roman" w:hAnsi="Times New Roman" w:eastAsia="Times New Roman"/>
+            <w:r>
+              <w:rPr>
+                <w:rFonts w:ascii="Times New Roman" w:hAnsi="Times New Roman" w:cs="Times New Roman"/>
+                <w:sz w:val="26"/>
+              </w:rPr>
+            </w:r>
+            <w:r>
+              <w:rPr>
+                <w:rFonts w:ascii="Times New Roman" w:hAnsi="Times New Roman" w:eastAsia="Times New Roman" w:cs="Times New Roman"/>
                 <w:b/>
                 <w:i w:val="0"/>
                 <w:sz w:val="26"/>
@@ -2047,138 +2219,83 @@
           </w:tcPr>
           <w:p>
             <w:pPr>
-              <w:spacing w:line="276" w:lineRule="auto" w:after="40"/>
-              <w:jc w:val="left"/>
+              <w:spacing w:after="60" w:line="276" w:lineRule="auto"/>
             </w:pPr>
             <w:r/>
             <w:r>
               <w:rPr>
-                <w:rFonts w:ascii="Times New Roman" w:hAnsi="Times New Roman" w:eastAsia="Times New Roman"/>
+                <w:rFonts w:ascii="Times New Roman" w:hAnsi="Times New Roman"/>
+                <w:b/>
+                <w:i w:val="0"/>
+                <w:color w:val="000000"/>
+                <w:sz w:val="26"/>
+              </w:rPr>
+              <w:t>4. HOẠT ĐỘNG VẬN DỤNG, TRẢI NGHIỆM (5 phút)</w:t>
+            </w:r>
+          </w:p>
+          <w:p>
+            <w:pPr>
+              <w:spacing w:after="60" w:line="276" w:lineRule="auto"/>
+            </w:pPr>
+            <w:r>
+              <w:rPr>
+                <w:rFonts w:ascii="Times New Roman" w:hAnsi="Times New Roman"/>
+                <w:b/>
+                <w:i/>
+                <w:color w:val="000000"/>
+                <w:sz w:val="26"/>
+              </w:rPr>
+              <w:t>*Mục tiêu: HS có ý thức bảo vệ an toàn cho thiết bị mạng.</w:t>
+            </w:r>
+          </w:p>
+          <w:p>
+            <w:pPr>
+              <w:spacing w:after="60" w:line="276" w:lineRule="auto"/>
+            </w:pPr>
+          </w:p>
+          <w:p>
+            <w:pPr>
+              <w:spacing w:after="60" w:line="276" w:lineRule="auto"/>
+            </w:pPr>
+            <w:r>
+              <w:rPr>
+                <w:rFonts w:ascii="Times New Roman" w:hAnsi="Times New Roman"/>
                 <w:b w:val="0"/>
                 <w:i w:val="0"/>
-                <w:sz w:val="26"/>
-              </w:rPr>
-              <w:t>Bước 1: Chuyển giao nhiệm vụ học tập:</w:t>
-            </w:r>
-          </w:p>
-          <w:p>
-            <w:pPr>
-              <w:spacing w:line="276" w:lineRule="auto" w:after="40"/>
-              <w:jc w:val="left"/>
-            </w:pPr>
-            <w:r>
-              <w:rPr>
-                <w:rFonts w:ascii="Times New Roman" w:hAnsi="Times New Roman" w:eastAsia="Times New Roman"/>
+                <w:color w:val="000000"/>
+                <w:sz w:val="26"/>
+              </w:rPr>
+              <w:t>- GV lưu ý: Không tự ý giật cáp mạng, không để đồ uống gần Router Wi-Fi để tránh chập cháy.</w:t>
+            </w:r>
+          </w:p>
+          <w:p>
+            <w:pPr>
+              <w:spacing w:after="60" w:line="276" w:lineRule="auto"/>
+            </w:pPr>
+            <w:r>
+              <w:rPr>
+                <w:rFonts w:ascii="Times New Roman" w:hAnsi="Times New Roman"/>
                 <w:b w:val="0"/>
                 <w:i w:val="0"/>
-                <w:sz w:val="26"/>
-              </w:rPr>
-              <w:t>- GV nêu câu hỏi: "Em có thể ứng dụng kiến thức bài Bài 4. Mạng máy tính (Tiết 2) như thế nào trong cuộc sống?"</w:t>
-            </w:r>
-          </w:p>
-          <w:p>
-            <w:pPr>
-              <w:spacing w:line="276" w:lineRule="auto" w:after="40"/>
-              <w:jc w:val="left"/>
-            </w:pPr>
-            <w:r>
-              <w:rPr>
-                <w:rFonts w:ascii="Times New Roman" w:hAnsi="Times New Roman" w:eastAsia="Times New Roman"/>
+                <w:color w:val="000000"/>
+                <w:sz w:val="26"/>
+              </w:rPr>
+              <w:t>- Đặt mật khẩu Wi-Fi mạnh để tránh bị người lạ truy cập trái phép.</w:t>
+            </w:r>
+          </w:p>
+          <w:p>
+            <w:pPr>
+              <w:spacing w:after="60" w:line="276" w:lineRule="auto"/>
+            </w:pPr>
+            <w:r>
+              <w:rPr>
+                <w:rFonts w:ascii="Times New Roman" w:hAnsi="Times New Roman"/>
                 <w:b w:val="0"/>
                 <w:i w:val="0"/>
-                <w:sz w:val="26"/>
-              </w:rPr>
-              <w:t>Bước 2: Học sinh tiếp nhận nhiệm vụ học tập:</w:t>
-            </w:r>
-          </w:p>
-          <w:p>
-            <w:pPr>
-              <w:spacing w:line="276" w:lineRule="auto" w:after="40"/>
-              <w:jc w:val="left"/>
-            </w:pPr>
-            <w:r>
-              <w:rPr>
-                <w:rFonts w:ascii="Times New Roman" w:hAnsi="Times New Roman" w:eastAsia="Times New Roman"/>
-                <w:b w:val="0"/>
-                <w:i w:val="0"/>
-                <w:sz w:val="26"/>
-              </w:rPr>
-              <w:t>- HS suy nghĩ, thảo luận nhanh hoặc ghi chép ý tưởng.</w:t>
-            </w:r>
-          </w:p>
-          <w:p>
-            <w:pPr>
-              <w:spacing w:line="276" w:lineRule="auto" w:after="40"/>
-              <w:jc w:val="left"/>
-            </w:pPr>
-            <w:r>
-              <w:rPr>
-                <w:rFonts w:ascii="Times New Roman" w:hAnsi="Times New Roman" w:eastAsia="Times New Roman"/>
-                <w:b w:val="0"/>
-                <w:i w:val="0"/>
-                <w:sz w:val="26"/>
-              </w:rPr>
-              <w:t>Bước 3: Báo cáo kết quả hoạt động:</w:t>
-            </w:r>
-          </w:p>
-          <w:p>
-            <w:pPr>
-              <w:spacing w:line="276" w:lineRule="auto" w:after="40"/>
-              <w:jc w:val="left"/>
-            </w:pPr>
-            <w:r>
-              <w:rPr>
-                <w:rFonts w:ascii="Times New Roman" w:hAnsi="Times New Roman" w:eastAsia="Times New Roman"/>
-                <w:b w:val="0"/>
-                <w:i w:val="0"/>
-                <w:sz w:val="26"/>
-              </w:rPr>
-              <w:t>- 1-2 HS chia sẻ ý tưởng vận dụng trước lớp.</w:t>
-            </w:r>
-          </w:p>
-          <w:p>
-            <w:pPr>
-              <w:spacing w:line="276" w:lineRule="auto" w:after="40"/>
-              <w:jc w:val="left"/>
-            </w:pPr>
-            <w:r>
-              <w:rPr>
-                <w:rFonts w:ascii="Times New Roman" w:hAnsi="Times New Roman" w:eastAsia="Times New Roman"/>
-                <w:b w:val="0"/>
-                <w:i w:val="0"/>
-                <w:sz w:val="26"/>
-              </w:rPr>
-              <w:t>Bước 4: Giáo viên nhắc nhở nhiệm vụ về nhà:</w:t>
-            </w:r>
-          </w:p>
-          <w:p>
-            <w:pPr>
-              <w:spacing w:line="276" w:lineRule="auto" w:after="40"/>
-              <w:jc w:val="left"/>
-            </w:pPr>
-            <w:r>
-              <w:rPr>
-                <w:rFonts w:ascii="Times New Roman" w:hAnsi="Times New Roman" w:eastAsia="Times New Roman"/>
-                <w:b w:val="0"/>
-                <w:i w:val="0"/>
-                <w:sz w:val="26"/>
-              </w:rPr>
-              <w:t>- GV tổng kết tiết học, giao nhiệm vụ chuẩn bị bài sau.</w:t>
-            </w:r>
-          </w:p>
-          <w:p>
-            <w:pPr>
-              <w:spacing w:line="276" w:lineRule="auto" w:after="40"/>
-              <w:jc w:val="left"/>
-            </w:pPr>
-            <w:r>
-              <w:rPr>
-                <w:rFonts w:ascii="Times New Roman" w:hAnsi="Times New Roman" w:eastAsia="Times New Roman"/>
-                <w:b w:val="0"/>
-                <w:i w:val="0"/>
-                <w:sz w:val="26"/>
-              </w:rPr>
-              <w:t>- Hướng dẫn HS lưu bài, tắt máy và xếp gọn phòng học.</w:t>
+                <w:color w:val="000000"/>
+                <w:sz w:val="26"/>
+              </w:rPr>
+              <w:t>- Hướng dẫn học sinh tắt máy phòng học trật tự.</w:t>
             </w:r>
           </w:p>
         </w:tc>
@@ -2194,33 +2311,68 @@
           </w:tcPr>
           <w:p>
             <w:pPr>
-              <w:spacing w:line="276" w:lineRule="auto" w:after="40"/>
-              <w:jc w:val="left"/>
+              <w:spacing w:after="60" w:line="276" w:lineRule="auto"/>
             </w:pPr>
             <w:r/>
             <w:r>
               <w:rPr>
-                <w:rFonts w:ascii="Times New Roman" w:hAnsi="Times New Roman" w:eastAsia="Times New Roman"/>
+                <w:rFonts w:ascii="Times New Roman" w:hAnsi="Times New Roman"/>
+                <w:b/>
+                <w:i w:val="0"/>
+                <w:color w:val="000000"/>
+                <w:sz w:val="26"/>
+              </w:rPr>
+              <w:t>4. HOẠT ĐỘNG VẬN DỤNG, TRẢI NGHIỆM (5 phút)</w:t>
+            </w:r>
+          </w:p>
+          <w:p>
+            <w:pPr>
+              <w:spacing w:after="60" w:line="276" w:lineRule="auto"/>
+            </w:pPr>
+            <w:r>
+              <w:rPr>
+                <w:rFonts w:ascii="Times New Roman" w:hAnsi="Times New Roman"/>
+                <w:b/>
+                <w:i/>
+                <w:color w:val="000000"/>
+                <w:sz w:val="26"/>
+              </w:rPr>
+              <w:t>*Mục tiêu: HS có ý thức bảo vệ an toàn cho thiết bị mạng.</w:t>
+            </w:r>
+          </w:p>
+          <w:p>
+            <w:pPr>
+              <w:spacing w:after="60" w:line="276" w:lineRule="auto"/>
+            </w:pPr>
+          </w:p>
+          <w:p>
+            <w:pPr>
+              <w:spacing w:after="60" w:line="276" w:lineRule="auto"/>
+            </w:pPr>
+            <w:r>
+              <w:rPr>
+                <w:rFonts w:ascii="Times New Roman" w:hAnsi="Times New Roman"/>
                 <w:b w:val="0"/>
                 <w:i w:val="0"/>
-                <w:sz w:val="26"/>
-              </w:rPr>
-              <w:t>HS liên hệ được kiến thức với thực tế.</w:t>
-            </w:r>
-          </w:p>
-          <w:p>
-            <w:pPr>
-              <w:spacing w:line="276" w:lineRule="auto" w:after="40"/>
-              <w:jc w:val="left"/>
-            </w:pPr>
-            <w:r>
-              <w:rPr>
-                <w:rFonts w:ascii="Times New Roman" w:hAnsi="Times New Roman" w:eastAsia="Times New Roman"/>
+                <w:color w:val="000000"/>
+                <w:sz w:val="26"/>
+              </w:rPr>
+              <w:t>- HS ghi nhớ các quy tắc bảo vệ thiết bị và an toàn mạng.</w:t>
+            </w:r>
+          </w:p>
+          <w:p>
+            <w:pPr>
+              <w:spacing w:after="60" w:line="276" w:lineRule="auto"/>
+            </w:pPr>
+            <w:r>
+              <w:rPr>
+                <w:rFonts w:ascii="Times New Roman" w:hAnsi="Times New Roman"/>
                 <w:b w:val="0"/>
                 <w:i w:val="0"/>
-                <w:sz w:val="26"/>
-              </w:rPr>
-              <w:t>Phòng máy thu dọn gọn gàng.</w:t>
+                <w:color w:val="000000"/>
+                <w:sz w:val="26"/>
+              </w:rPr>
+              <w:t>- Thực hiện tắt máy theo quy trình.</w:t>
             </w:r>
           </w:p>
         </w:tc>
@@ -2240,7 +2392,7 @@
       </w:pPr>
       <w:r>
         <w:rPr>
-          <w:rFonts w:ascii="Times New Roman" w:hAnsi="Times New Roman" w:eastAsia="Times New Roman"/>
+          <w:rFonts w:ascii="Times New Roman" w:hAnsi="Times New Roman" w:eastAsia="Times New Roman" w:cs="Times New Roman"/>
           <w:b/>
           <w:i w:val="0"/>
           <w:sz w:val="26"/>
@@ -2255,7 +2407,7 @@
       </w:pPr>
       <w:r>
         <w:rPr>
-          <w:rFonts w:ascii="Times New Roman" w:hAnsi="Times New Roman" w:eastAsia="Times New Roman"/>
+          <w:rFonts w:ascii="Times New Roman" w:hAnsi="Times New Roman" w:eastAsia="Times New Roman" w:cs="Times New Roman"/>
           <w:b w:val="0"/>
           <w:i w:val="0"/>
           <w:sz w:val="26"/>
@@ -2270,7 +2422,7 @@
       </w:pPr>
       <w:r>
         <w:rPr>
-          <w:rFonts w:ascii="Times New Roman" w:hAnsi="Times New Roman" w:eastAsia="Times New Roman"/>
+          <w:rFonts w:ascii="Times New Roman" w:hAnsi="Times New Roman" w:eastAsia="Times New Roman" w:cs="Times New Roman"/>
           <w:b w:val="0"/>
           <w:i w:val="0"/>
           <w:sz w:val="26"/>
@@ -2318,10 +2470,15 @@
               <w:spacing w:line="276" w:lineRule="auto" w:after="40"/>
               <w:jc w:val="center"/>
             </w:pPr>
-            <w:r/>
-            <w:r>
-              <w:rPr>
-                <w:rFonts w:ascii="Times New Roman" w:hAnsi="Times New Roman" w:eastAsia="Times New Roman"/>
+            <w:r>
+              <w:rPr>
+                <w:rFonts w:ascii="Times New Roman" w:hAnsi="Times New Roman" w:cs="Times New Roman"/>
+                <w:sz w:val="26"/>
+              </w:rPr>
+            </w:r>
+            <w:r>
+              <w:rPr>
+                <w:rFonts w:ascii="Times New Roman" w:hAnsi="Times New Roman" w:eastAsia="Times New Roman" w:cs="Times New Roman"/>
                 <w:b/>
                 <w:i w:val="0"/>
                 <w:sz w:val="26"/>
@@ -2345,10 +2502,15 @@
               <w:spacing w:line="276" w:lineRule="auto" w:after="40"/>
               <w:jc w:val="center"/>
             </w:pPr>
-            <w:r/>
-            <w:r>
-              <w:rPr>
-                <w:rFonts w:ascii="Times New Roman" w:hAnsi="Times New Roman" w:eastAsia="Times New Roman"/>
+            <w:r>
+              <w:rPr>
+                <w:rFonts w:ascii="Times New Roman" w:hAnsi="Times New Roman" w:cs="Times New Roman"/>
+                <w:sz w:val="26"/>
+              </w:rPr>
+            </w:r>
+            <w:r>
+              <w:rPr>
+                <w:rFonts w:ascii="Times New Roman" w:hAnsi="Times New Roman" w:eastAsia="Times New Roman" w:cs="Times New Roman"/>
                 <w:b/>
                 <w:i w:val="0"/>
                 <w:sz w:val="26"/>
@@ -2372,10 +2534,15 @@
               <w:spacing w:line="276" w:lineRule="auto" w:after="40"/>
               <w:jc w:val="center"/>
             </w:pPr>
-            <w:r/>
-            <w:r>
-              <w:rPr>
-                <w:rFonts w:ascii="Times New Roman" w:hAnsi="Times New Roman" w:eastAsia="Times New Roman"/>
+            <w:r>
+              <w:rPr>
+                <w:rFonts w:ascii="Times New Roman" w:hAnsi="Times New Roman" w:cs="Times New Roman"/>
+                <w:sz w:val="26"/>
+              </w:rPr>
+            </w:r>
+            <w:r>
+              <w:rPr>
+                <w:rFonts w:ascii="Times New Roman" w:hAnsi="Times New Roman" w:eastAsia="Times New Roman" w:cs="Times New Roman"/>
                 <w:b/>
                 <w:i w:val="0"/>
                 <w:sz w:val="26"/>
@@ -2401,10 +2568,15 @@
               <w:spacing w:line="276" w:lineRule="auto" w:after="40"/>
               <w:jc w:val="center"/>
             </w:pPr>
-            <w:r/>
-            <w:r>
-              <w:rPr>
-                <w:rFonts w:ascii="Times New Roman" w:hAnsi="Times New Roman" w:eastAsia="Times New Roman"/>
+            <w:r>
+              <w:rPr>
+                <w:rFonts w:ascii="Times New Roman" w:hAnsi="Times New Roman" w:cs="Times New Roman"/>
+                <w:sz w:val="26"/>
+              </w:rPr>
+            </w:r>
+            <w:r>
+              <w:rPr>
+                <w:rFonts w:ascii="Times New Roman" w:hAnsi="Times New Roman" w:eastAsia="Times New Roman" w:cs="Times New Roman"/>
                 <w:b w:val="0"/>
                 <w:i/>
                 <w:sz w:val="26"/>
@@ -2428,10 +2600,15 @@
               <w:spacing w:line="276" w:lineRule="auto" w:after="40"/>
               <w:jc w:val="center"/>
             </w:pPr>
-            <w:r/>
-            <w:r>
-              <w:rPr>
-                <w:rFonts w:ascii="Times New Roman" w:hAnsi="Times New Roman" w:eastAsia="Times New Roman"/>
+            <w:r>
+              <w:rPr>
+                <w:rFonts w:ascii="Times New Roman" w:hAnsi="Times New Roman" w:cs="Times New Roman"/>
+                <w:sz w:val="26"/>
+              </w:rPr>
+            </w:r>
+            <w:r>
+              <w:rPr>
+                <w:rFonts w:ascii="Times New Roman" w:hAnsi="Times New Roman" w:eastAsia="Times New Roman" w:cs="Times New Roman"/>
                 <w:b w:val="0"/>
                 <w:i/>
                 <w:sz w:val="26"/>
@@ -2455,10 +2632,15 @@
               <w:spacing w:line="276" w:lineRule="auto" w:after="40"/>
               <w:jc w:val="center"/>
             </w:pPr>
-            <w:r/>
-            <w:r>
-              <w:rPr>
-                <w:rFonts w:ascii="Times New Roman" w:hAnsi="Times New Roman" w:eastAsia="Times New Roman"/>
+            <w:r>
+              <w:rPr>
+                <w:rFonts w:ascii="Times New Roman" w:hAnsi="Times New Roman" w:cs="Times New Roman"/>
+                <w:sz w:val="26"/>
+              </w:rPr>
+            </w:r>
+            <w:r>
+              <w:rPr>
+                <w:rFonts w:ascii="Times New Roman" w:hAnsi="Times New Roman" w:eastAsia="Times New Roman" w:cs="Times New Roman"/>
                 <w:b w:val="0"/>
                 <w:i/>
                 <w:sz w:val="26"/>
@@ -2484,10 +2666,15 @@
               <w:spacing w:line="276" w:lineRule="auto" w:after="40"/>
               <w:jc w:val="center"/>
             </w:pPr>
-            <w:r/>
-            <w:r>
-              <w:rPr>
-                <w:rFonts w:ascii="Times New Roman" w:hAnsi="Times New Roman" w:eastAsia="Times New Roman"/>
+            <w:r>
+              <w:rPr>
+                <w:rFonts w:ascii="Times New Roman" w:hAnsi="Times New Roman" w:cs="Times New Roman"/>
+                <w:sz w:val="26"/>
+              </w:rPr>
+            </w:r>
+            <w:r>
+              <w:rPr>
+                <w:rFonts w:ascii="Times New Roman" w:hAnsi="Times New Roman" w:eastAsia="Times New Roman" w:cs="Times New Roman"/>
                 <w:b w:val="0"/>
                 <w:i w:val="0"/>
                 <w:sz w:val="26"/>
@@ -2501,7 +2688,7 @@
             </w:pPr>
             <w:r>
               <w:rPr>
-                <w:rFonts w:ascii="Times New Roman" w:hAnsi="Times New Roman" w:eastAsia="Times New Roman"/>
+                <w:rFonts w:ascii="Times New Roman" w:hAnsi="Times New Roman" w:eastAsia="Times New Roman" w:cs="Times New Roman"/>
                 <w:b w:val="0"/>
                 <w:i w:val="0"/>
                 <w:sz w:val="26"/>
@@ -2515,7 +2702,7 @@
             </w:pPr>
             <w:r>
               <w:rPr>
-                <w:rFonts w:ascii="Times New Roman" w:hAnsi="Times New Roman" w:eastAsia="Times New Roman"/>
+                <w:rFonts w:ascii="Times New Roman" w:hAnsi="Times New Roman" w:eastAsia="Times New Roman" w:cs="Times New Roman"/>
                 <w:b w:val="0"/>
                 <w:i w:val="0"/>
                 <w:sz w:val="26"/>
@@ -2529,7 +2716,7 @@
             </w:pPr>
             <w:r>
               <w:rPr>
-                <w:rFonts w:ascii="Times New Roman" w:hAnsi="Times New Roman" w:eastAsia="Times New Roman"/>
+                <w:rFonts w:ascii="Times New Roman" w:hAnsi="Times New Roman" w:eastAsia="Times New Roman" w:cs="Times New Roman"/>
                 <w:b w:val="0"/>
                 <w:i w:val="0"/>
                 <w:sz w:val="26"/>
@@ -2552,10 +2739,15 @@
               <w:spacing w:line="276" w:lineRule="auto" w:after="40"/>
               <w:jc w:val="center"/>
             </w:pPr>
-            <w:r/>
-            <w:r>
-              <w:rPr>
-                <w:rFonts w:ascii="Times New Roman" w:hAnsi="Times New Roman" w:eastAsia="Times New Roman"/>
+            <w:r>
+              <w:rPr>
+                <w:rFonts w:ascii="Times New Roman" w:hAnsi="Times New Roman" w:cs="Times New Roman"/>
+                <w:sz w:val="26"/>
+              </w:rPr>
+            </w:r>
+            <w:r>
+              <w:rPr>
+                <w:rFonts w:ascii="Times New Roman" w:hAnsi="Times New Roman" w:eastAsia="Times New Roman" w:cs="Times New Roman"/>
                 <w:b w:val="0"/>
                 <w:i w:val="0"/>
                 <w:sz w:val="26"/>
@@ -2569,7 +2761,7 @@
             </w:pPr>
             <w:r>
               <w:rPr>
-                <w:rFonts w:ascii="Times New Roman" w:hAnsi="Times New Roman" w:eastAsia="Times New Roman"/>
+                <w:rFonts w:ascii="Times New Roman" w:hAnsi="Times New Roman" w:eastAsia="Times New Roman" w:cs="Times New Roman"/>
                 <w:b w:val="0"/>
                 <w:i w:val="0"/>
                 <w:sz w:val="26"/>
@@ -2583,7 +2775,7 @@
             </w:pPr>
             <w:r>
               <w:rPr>
-                <w:rFonts w:ascii="Times New Roman" w:hAnsi="Times New Roman" w:eastAsia="Times New Roman"/>
+                <w:rFonts w:ascii="Times New Roman" w:hAnsi="Times New Roman" w:eastAsia="Times New Roman" w:cs="Times New Roman"/>
                 <w:b w:val="0"/>
                 <w:i w:val="0"/>
                 <w:sz w:val="26"/>
@@ -2597,7 +2789,7 @@
             </w:pPr>
             <w:r>
               <w:rPr>
-                <w:rFonts w:ascii="Times New Roman" w:hAnsi="Times New Roman" w:eastAsia="Times New Roman"/>
+                <w:rFonts w:ascii="Times New Roman" w:hAnsi="Times New Roman" w:eastAsia="Times New Roman" w:cs="Times New Roman"/>
                 <w:b w:val="0"/>
                 <w:i w:val="0"/>
                 <w:sz w:val="26"/>
@@ -2626,10 +2818,15 @@
               <w:spacing w:line="276" w:lineRule="auto" w:after="40"/>
               <w:jc w:val="center"/>
             </w:pPr>
-            <w:r/>
-            <w:r>
-              <w:rPr>
-                <w:rFonts w:ascii="Times New Roman" w:hAnsi="Times New Roman" w:eastAsia="Times New Roman"/>
+            <w:r>
+              <w:rPr>
+                <w:rFonts w:ascii="Times New Roman" w:hAnsi="Times New Roman" w:cs="Times New Roman"/>
+                <w:sz w:val="26"/>
+              </w:rPr>
+            </w:r>
+            <w:r>
+              <w:rPr>
+                <w:rFonts w:ascii="Times New Roman" w:hAnsi="Times New Roman" w:eastAsia="Times New Roman" w:cs="Times New Roman"/>
                 <w:b/>
                 <w:i w:val="0"/>
                 <w:sz w:val="26"/>
@@ -2643,7 +2840,7 @@
             </w:pPr>
             <w:r>
               <w:rPr>
-                <w:rFonts w:ascii="Times New Roman" w:hAnsi="Times New Roman" w:eastAsia="Times New Roman"/>
+                <w:rFonts w:ascii="Times New Roman" w:hAnsi="Times New Roman" w:eastAsia="Times New Roman" w:cs="Times New Roman"/>
                 <w:b/>
                 <w:i w:val="0"/>
                 <w:sz w:val="26"/>
@@ -2657,7 +2854,7 @@
             </w:pPr>
             <w:r>
               <w:rPr>
-                <w:rFonts w:ascii="Times New Roman" w:hAnsi="Times New Roman" w:eastAsia="Times New Roman"/>
+                <w:rFonts w:ascii="Times New Roman" w:hAnsi="Times New Roman" w:eastAsia="Times New Roman" w:cs="Times New Roman"/>
                 <w:b/>
                 <w:i w:val="0"/>
                 <w:sz w:val="26"/>
@@ -2671,7 +2868,7 @@
             </w:pPr>
             <w:r>
               <w:rPr>
-                <w:rFonts w:ascii="Times New Roman" w:hAnsi="Times New Roman" w:eastAsia="Times New Roman"/>
+                <w:rFonts w:ascii="Times New Roman" w:hAnsi="Times New Roman" w:eastAsia="Times New Roman" w:cs="Times New Roman"/>
                 <w:b/>
                 <w:i w:val="0"/>
                 <w:sz w:val="26"/>

--- a/KHBD_Tin_học/Lớp_6/Tuần_08/KHBD_Tin_hoc_Lớp_6_Tiet08_Bai_4_Mang_may_tinh_Tiet_2.docx
+++ b/KHBD_Tin_học/Lớp_6/Tuần_08/KHBD_Tin_hoc_Lớp_6_Tiet08_Bai_4_Mang_may_tinh_Tiet_2.docx
@@ -387,34 +387,30 @@
     </w:p>
     <w:p>
       <w:pPr>
-        <w:spacing w:line="276" w:lineRule="auto" w:after="60" w:before="0"/>
-        <w:ind w:firstLine="0" w:left="850"/>
-        <w:jc w:val="both"/>
-      </w:pPr>
-      <w:r>
-        <w:rPr>
-          <w:rFonts w:ascii="Times New Roman" w:hAnsi="Times New Roman" w:eastAsia="Times New Roman" w:cs="Times New Roman"/>
-          <w:b w:val="0"/>
-          <w:i w:val="0"/>
-          <w:sz w:val="26"/>
-        </w:rPr>
-        <w:t>- Miền I. Khai thác dữ liệu và thông tin (thành tố 1.1. Duyệt, tìm kiếm và lọc dữ liệu, thông tin và nội dung số – Bậc 3): Khai thác thông tin số phục vụ bài học. (Đạt được thông qua Hoạt động 2)</w:t>
-      </w:r>
-    </w:p>
-    <w:p>
-      <w:pPr>
-        <w:spacing w:line="276" w:lineRule="auto" w:after="60" w:before="0"/>
-        <w:ind w:firstLine="0" w:left="850"/>
-        <w:jc w:val="both"/>
-      </w:pPr>
-      <w:r>
-        <w:rPr>
-          <w:rFonts w:ascii="Times New Roman" w:hAnsi="Times New Roman" w:eastAsia="Times New Roman" w:cs="Times New Roman"/>
-          <w:b w:val="0"/>
-          <w:i w:val="0"/>
-          <w:sz w:val="26"/>
-        </w:rPr>
-        <w:t>- Miền IV. An toàn (thành tố 4.1. Bảo vệ thiết bị và nội dung số – Bậc 3): Tuân thủ quy tắc an toàn thiết bị và bảo vệ dữ liệu. (Đạt được thông qua Hoạt động 3, Hoạt động 4)</w:t>
+        <w:spacing w:line="276" w:lineRule="auto" w:after="0" w:before="0"/>
+        <w:ind w:left="850" w:firstLine="0"/>
+        <w:jc w:val="both"/>
+      </w:pPr>
+      <w:r>
+        <w:rPr>
+          <w:rFonts w:ascii="Times New Roman" w:hAnsi="Times New Roman" w:cs="Times New Roman"/>
+          <w:sz w:val="26"/>
+        </w:rPr>
+        <w:t>- 1.1.CB3b: Thực hiện được rõ ràng và theo quy trình các tìm kiếm để tìm dữ liệu, thông tin và nội dung trong môi trường số. (Duyệt, tìm kiếm và thu thập dữ liệu, thông tin hiệu quả trên môi trường mạng). (Đạt được thông qua Hoạt động 2)</w:t>
+      </w:r>
+    </w:p>
+    <w:p>
+      <w:pPr>
+        <w:spacing w:line="276" w:lineRule="auto" w:after="0" w:before="0"/>
+        <w:ind w:left="850" w:firstLine="0"/>
+        <w:jc w:val="both"/>
+      </w:pPr>
+      <w:r>
+        <w:rPr>
+          <w:rFonts w:ascii="Times New Roman" w:hAnsi="Times New Roman" w:cs="Times New Roman"/>
+          <w:sz w:val="26"/>
+        </w:rPr>
+        <w:t>- 1.2.CB3a: Thực hiện phân tích, so sánh, đánh giá được độ tin cậy và độ chính xác của các nguồn dữ liệu, thông tin và nội dung số đã được tổ chức rõ ràng. (Đánh giá độ tin cậy và chọn lọc thông tin chính xác từ các nguồn số). (Đạt được thông qua Hoạt động 3, Hoạt động 4)</w:t>
       </w:r>
     </w:p>
     <w:p>
